--- a/word/04-Liga.docx
+++ b/word/04-Liga.docx
@@ -2,7 +2,7 @@
 <file path=word/document.xml><?xml version="1.0" encoding="utf-8"?>
 <w:document xmlns:w="http://schemas.openxmlformats.org/wordprocessingml/2006/main" xmlns:m="http://schemas.openxmlformats.org/officeDocument/2006/math" xmlns:r="http://schemas.openxmlformats.org/officeDocument/2006/relationships" xmlns:o="urn:schemas-microsoft-com:office:office" xmlns:v="urn:schemas-microsoft-com:vml" xmlns:w10="urn:schemas-microsoft-com:office:word" xmlns:a="http://schemas.openxmlformats.org/drawingml/2006/main" xmlns:pic="http://schemas.openxmlformats.org/drawingml/2006/picture" xmlns:wp="http://schemas.openxmlformats.org/drawingml/2006/wordprocessingDrawing">
   <w:body>
-    <w:bookmarkStart w:id="26" w:name="liga-dos-griôs-setup"/>
+    <w:bookmarkStart w:id="27" w:name="liga-dos-griôs-setup"/>
     <w:p>
       <w:pPr>
         <w:pStyle w:val="Heading1"/>
@@ -199,6 +199,21 @@
         <w:rPr>
           <w:rStyle w:val="NormalTok"/>
         </w:rPr>
+        <w:t xml:space="preserve">  tag    text,                          </w:t>
+      </w:r>
+      <w:r>
+        <w:rPr>
+          <w:rStyle w:val="CommentTok"/>
+        </w:rPr>
+        <w:t xml:space="preserve">-- v1.2.0: filtro "Meu Grupo"</w:t>
+      </w:r>
+      <w:r>
+        <w:br/>
+      </w:r>
+      <w:r>
+        <w:rPr>
+          <w:rStyle w:val="NormalTok"/>
+        </w:rPr>
         <w:t xml:space="preserve">  week_start </w:t>
       </w:r>
       <w:r>
@@ -346,6 +361,114 @@
         <w:br/>
       </w:r>
       <w:r>
+        <w:rPr>
+          <w:rStyle w:val="KeywordTok"/>
+        </w:rPr>
+        <w:t xml:space="preserve">create</w:t>
+      </w:r>
+      <w:r>
+        <w:rPr>
+          <w:rStyle w:val="NormalTok"/>
+        </w:rPr>
+        <w:t xml:space="preserve"> </w:t>
+      </w:r>
+      <w:r>
+        <w:rPr>
+          <w:rStyle w:val="KeywordTok"/>
+        </w:rPr>
+        <w:t xml:space="preserve">index</w:t>
+      </w:r>
+      <w:r>
+        <w:rPr>
+          <w:rStyle w:val="NormalTok"/>
+        </w:rPr>
+        <w:t xml:space="preserve"> league_scores_tag_week_idx</w:t>
+      </w:r>
+      <w:r>
+        <w:br/>
+      </w:r>
+      <w:r>
+        <w:rPr>
+          <w:rStyle w:val="NormalTok"/>
+        </w:rPr>
+        <w:t xml:space="preserve">  </w:t>
+      </w:r>
+      <w:r>
+        <w:rPr>
+          <w:rStyle w:val="KeywordTok"/>
+        </w:rPr>
+        <w:t xml:space="preserve">on</w:t>
+      </w:r>
+      <w:r>
+        <w:rPr>
+          <w:rStyle w:val="NormalTok"/>
+        </w:rPr>
+        <w:t xml:space="preserve"> league_scores(tag, week_start, cauris </w:t>
+      </w:r>
+      <w:r>
+        <w:rPr>
+          <w:rStyle w:val="KeywordTok"/>
+        </w:rPr>
+        <w:t xml:space="preserve">desc</w:t>
+      </w:r>
+      <w:r>
+        <w:rPr>
+          <w:rStyle w:val="NormalTok"/>
+        </w:rPr>
+        <w:t xml:space="preserve">) </w:t>
+      </w:r>
+      <w:r>
+        <w:rPr>
+          <w:rStyle w:val="KeywordTok"/>
+        </w:rPr>
+        <w:t xml:space="preserve">where</w:t>
+      </w:r>
+      <w:r>
+        <w:rPr>
+          <w:rStyle w:val="NormalTok"/>
+        </w:rPr>
+        <w:t xml:space="preserve"> tag </w:t>
+      </w:r>
+      <w:r>
+        <w:rPr>
+          <w:rStyle w:val="KeywordTok"/>
+        </w:rPr>
+        <w:t xml:space="preserve">is</w:t>
+      </w:r>
+      <w:r>
+        <w:rPr>
+          <w:rStyle w:val="NormalTok"/>
+        </w:rPr>
+        <w:t xml:space="preserve"> </w:t>
+      </w:r>
+      <w:r>
+        <w:rPr>
+          <w:rStyle w:val="KeywordTok"/>
+        </w:rPr>
+        <w:t xml:space="preserve">not</w:t>
+      </w:r>
+      <w:r>
+        <w:rPr>
+          <w:rStyle w:val="NormalTok"/>
+        </w:rPr>
+        <w:t xml:space="preserve"> </w:t>
+      </w:r>
+      <w:r>
+        <w:rPr>
+          <w:rStyle w:val="KeywordTok"/>
+        </w:rPr>
+        <w:t xml:space="preserve">null</w:t>
+      </w:r>
+      <w:r>
+        <w:rPr>
+          <w:rStyle w:val="NormalTok"/>
+        </w:rPr>
+        <w:t xml:space="preserve">;</w:t>
+      </w:r>
+      <w:r>
+        <w:br/>
+      </w:r>
+      <w:r>
         <w:br/>
       </w:r>
       <w:r>
@@ -680,6 +803,41 @@
           <w:rStyle w:val="NormalTok"/>
         </w:rPr>
         <w:t xml:space="preserve">);</w:t>
+      </w:r>
+    </w:p>
+    <w:p>
+      <w:pPr>
+        <w:pStyle w:val="FirstParagraph"/>
+      </w:pPr>
+      <w:r>
+        <w:t xml:space="preserve">Migration idempotente para adicionar</w:t>
+      </w:r>
+      <w:r>
+        <w:t xml:space="preserve"> </w:t>
+      </w:r>
+      <w:r>
+        <w:rPr>
+          <w:rStyle w:val="VerbatimChar"/>
+        </w:rPr>
+        <w:t xml:space="preserve">tag</w:t>
+      </w:r>
+      <w:r>
+        <w:t xml:space="preserve"> </w:t>
+      </w:r>
+      <w:r>
+        <w:t xml:space="preserve">em bases já provisionadas:</w:t>
+      </w:r>
+      <w:r>
+        <w:t xml:space="preserve"> </w:t>
+      </w:r>
+      <w:r>
+        <w:rPr>
+          <w:rStyle w:val="VerbatimChar"/>
+        </w:rPr>
+        <w:t xml:space="preserve">supabase/migrations/20260507120000_add_tag_to_league_scores.sql</w:t>
+      </w:r>
+      <w:r>
+        <w:t xml:space="preserve">.</w:t>
       </w:r>
     </w:p>
     <w:bookmarkEnd w:id="20"/>
@@ -697,7 +855,7 @@
         <w:pStyle w:val="FirstParagraph"/>
       </w:pPr>
       <w:r>
-        <w:t xml:space="preserve">Antes do</w:t>
+        <w:t xml:space="preserve">Em</w:t>
       </w:r>
       <w:r>
         <w:t xml:space="preserve"> </w:t>
@@ -706,206 +864,218 @@
         <w:rPr>
           <w:rStyle w:val="VerbatimChar"/>
         </w:rPr>
-        <w:t xml:space="preserve">&lt;script src="src/league.js"&gt;</w:t>
-      </w:r>
-      <w:r>
-        <w:t xml:space="preserve">, em</w:t>
-      </w:r>
-      <w:r>
-        <w:t xml:space="preserve"> </w:t>
-      </w:r>
-      <w:r>
-        <w:rPr>
-          <w:rStyle w:val="VerbatimChar"/>
-        </w:rPr>
-        <w:t xml:space="preserve">index.html</w:t>
-      </w:r>
-      <w:r>
+        <w:t xml:space="preserve">src/league-config.js</w:t>
+      </w:r>
+      <w:r>
+        <w:t xml:space="preserve"> </w:t>
+      </w:r>
+      <w:r>
+        <w:t xml:space="preserve">(ou via env injetada no build, ver README):</w:t>
+      </w:r>
+    </w:p>
+    <w:p>
+      <w:pPr>
+        <w:pStyle w:val="SourceCode"/>
+      </w:pPr>
+      <w:r>
+        <w:rPr>
+          <w:rStyle w:val="BuiltInTok"/>
+        </w:rPr>
+        <w:t xml:space="preserve">window</w:t>
+      </w:r>
+      <w:r>
+        <w:rPr>
+          <w:rStyle w:val="OperatorTok"/>
+        </w:rPr>
+        <w:t xml:space="preserve">.</w:t>
+      </w:r>
+      <w:r>
+        <w:rPr>
+          <w:rStyle w:val="AttributeTok"/>
+        </w:rPr>
+        <w:t xml:space="preserve">SANKOFA_LEAGUE_CONFIG</w:t>
+      </w:r>
+      <w:r>
+        <w:rPr>
+          <w:rStyle w:val="NormalTok"/>
+        </w:rPr>
+        <w:t xml:space="preserve"> </w:t>
+      </w:r>
+      <w:r>
+        <w:rPr>
+          <w:rStyle w:val="OperatorTok"/>
+        </w:rPr>
+        <w:t xml:space="preserve">=</w:t>
+      </w:r>
+      <w:r>
+        <w:rPr>
+          <w:rStyle w:val="NormalTok"/>
+        </w:rPr>
+        <w:t xml:space="preserve"> {</w:t>
+      </w:r>
+      <w:r>
+        <w:br/>
+      </w:r>
+      <w:r>
+        <w:rPr>
+          <w:rStyle w:val="NormalTok"/>
+        </w:rPr>
+        <w:t xml:space="preserve">  </w:t>
+      </w:r>
+      <w:r>
+        <w:rPr>
+          <w:rStyle w:val="DataTypeTok"/>
+        </w:rPr>
+        <w:t xml:space="preserve">url</w:t>
+      </w:r>
+      <w:r>
+        <w:rPr>
+          <w:rStyle w:val="OperatorTok"/>
+        </w:rPr>
         <w:t xml:space="preserve">:</w:t>
       </w:r>
-    </w:p>
-    <w:p>
-      <w:pPr>
-        <w:pStyle w:val="SourceCode"/>
-      </w:pPr>
+      <w:r>
+        <w:rPr>
+          <w:rStyle w:val="NormalTok"/>
+        </w:rPr>
+        <w:t xml:space="preserve"> </w:t>
+      </w:r>
+      <w:r>
+        <w:rPr>
+          <w:rStyle w:val="StringTok"/>
+        </w:rPr>
+        <w:t xml:space="preserve">"https://&lt;project-ref&gt;.supabase.co"</w:t>
+      </w:r>
+      <w:r>
+        <w:rPr>
+          <w:rStyle w:val="OperatorTok"/>
+        </w:rPr>
+        <w:t xml:space="preserve">,</w:t>
+      </w:r>
+      <w:r>
+        <w:br/>
+      </w:r>
+      <w:r>
+        <w:rPr>
+          <w:rStyle w:val="NormalTok"/>
+        </w:rPr>
+        <w:t xml:space="preserve">  </w:t>
+      </w:r>
       <w:r>
         <w:rPr>
           <w:rStyle w:val="DataTypeTok"/>
         </w:rPr>
-        <w:t xml:space="preserve">&lt;</w:t>
-      </w:r>
-      <w:r>
-        <w:rPr>
-          <w:rStyle w:val="KeywordTok"/>
-        </w:rPr>
-        <w:t xml:space="preserve">script</w:t>
+        <w:t xml:space="preserve">anonKey</w:t>
+      </w:r>
+      <w:r>
+        <w:rPr>
+          <w:rStyle w:val="OperatorTok"/>
+        </w:rPr>
+        <w:t xml:space="preserve">:</w:t>
+      </w:r>
+      <w:r>
+        <w:rPr>
+          <w:rStyle w:val="NormalTok"/>
+        </w:rPr>
+        <w:t xml:space="preserve"> </w:t>
+      </w:r>
+      <w:r>
+        <w:rPr>
+          <w:rStyle w:val="StringTok"/>
+        </w:rPr>
+        <w:t xml:space="preserve">"&lt;anon-public-key&gt;"</w:t>
+      </w:r>
+      <w:r>
+        <w:rPr>
+          <w:rStyle w:val="OperatorTok"/>
+        </w:rPr>
+        <w:t xml:space="preserve">,</w:t>
+      </w:r>
+      <w:r>
+        <w:br/>
+      </w:r>
+      <w:r>
+        <w:rPr>
+          <w:rStyle w:val="NormalTok"/>
+        </w:rPr>
+        <w:t xml:space="preserve">  </w:t>
       </w:r>
       <w:r>
         <w:rPr>
           <w:rStyle w:val="DataTypeTok"/>
         </w:rPr>
-        <w:t xml:space="preserve">&gt;</w:t>
-      </w:r>
-      <w:r>
-        <w:br/>
-      </w:r>
-      <w:r>
-        <w:rPr>
-          <w:rStyle w:val="NormalTok"/>
-        </w:rPr>
-        <w:t xml:space="preserve">  </w:t>
-      </w:r>
-      <w:r>
-        <w:rPr>
-          <w:rStyle w:val="BuiltInTok"/>
-        </w:rPr>
-        <w:t xml:space="preserve">window</w:t>
+        <w:t xml:space="preserve">hasTagColumn</w:t>
       </w:r>
       <w:r>
         <w:rPr>
           <w:rStyle w:val="OperatorTok"/>
         </w:rPr>
-        <w:t xml:space="preserve">.</w:t>
-      </w:r>
-      <w:r>
-        <w:rPr>
-          <w:rStyle w:val="AttributeTok"/>
-        </w:rPr>
-        <w:t xml:space="preserve">SANKOFA_LEAGUE_CONFIG</w:t>
-      </w:r>
-      <w:r>
-        <w:rPr>
-          <w:rStyle w:val="NormalTok"/>
-        </w:rPr>
-        <w:t xml:space="preserve"> </w:t>
+        <w:t xml:space="preserve">:</w:t>
+      </w:r>
+      <w:r>
+        <w:rPr>
+          <w:rStyle w:val="NormalTok"/>
+        </w:rPr>
+        <w:t xml:space="preserve"> </w:t>
+      </w:r>
+      <w:r>
+        <w:rPr>
+          <w:rStyle w:val="KeywordTok"/>
+        </w:rPr>
+        <w:t xml:space="preserve">true</w:t>
+      </w:r>
+      <w:r>
+        <w:rPr>
+          <w:rStyle w:val="NormalTok"/>
+        </w:rPr>
+        <w:t xml:space="preserve">   </w:t>
+      </w:r>
+      <w:r>
+        <w:rPr>
+          <w:rStyle w:val="CommentTok"/>
+        </w:rPr>
+        <w:t xml:space="preserve">// habilita aba "Meu Grupo"</w:t>
+      </w:r>
+      <w:r>
+        <w:br/>
+      </w:r>
+      <w:r>
+        <w:rPr>
+          <w:rStyle w:val="NormalTok"/>
+        </w:rPr>
+        <w:t xml:space="preserve">}</w:t>
       </w:r>
       <w:r>
         <w:rPr>
           <w:rStyle w:val="OperatorTok"/>
         </w:rPr>
-        <w:t xml:space="preserve">=</w:t>
-      </w:r>
-      <w:r>
-        <w:rPr>
-          <w:rStyle w:val="NormalTok"/>
-        </w:rPr>
-        <w:t xml:space="preserve"> {</w:t>
-      </w:r>
-      <w:r>
-        <w:br/>
-      </w:r>
-      <w:r>
-        <w:rPr>
-          <w:rStyle w:val="NormalTok"/>
-        </w:rPr>
-        <w:t xml:space="preserve">    </w:t>
-      </w:r>
-      <w:r>
-        <w:rPr>
-          <w:rStyle w:val="DataTypeTok"/>
-        </w:rPr>
-        <w:t xml:space="preserve">url</w:t>
-      </w:r>
-      <w:r>
-        <w:rPr>
-          <w:rStyle w:val="OperatorTok"/>
-        </w:rPr>
-        <w:t xml:space="preserve">:</w:t>
-      </w:r>
-      <w:r>
-        <w:rPr>
-          <w:rStyle w:val="NormalTok"/>
-        </w:rPr>
-        <w:t xml:space="preserve"> </w:t>
-      </w:r>
-      <w:r>
-        <w:rPr>
-          <w:rStyle w:val="StringTok"/>
-        </w:rPr>
-        <w:t xml:space="preserve">"https://&lt;project-ref&gt;.supabase.co"</w:t>
-      </w:r>
-      <w:r>
-        <w:rPr>
-          <w:rStyle w:val="OperatorTok"/>
-        </w:rPr>
-        <w:t xml:space="preserve">,</w:t>
-      </w:r>
-      <w:r>
-        <w:br/>
-      </w:r>
-      <w:r>
-        <w:rPr>
-          <w:rStyle w:val="NormalTok"/>
-        </w:rPr>
-        <w:t xml:space="preserve">    </w:t>
-      </w:r>
-      <w:r>
-        <w:rPr>
-          <w:rStyle w:val="DataTypeTok"/>
-        </w:rPr>
-        <w:t xml:space="preserve">anonKey</w:t>
-      </w:r>
-      <w:r>
-        <w:rPr>
-          <w:rStyle w:val="OperatorTok"/>
-        </w:rPr>
-        <w:t xml:space="preserve">:</w:t>
-      </w:r>
-      <w:r>
-        <w:rPr>
-          <w:rStyle w:val="NormalTok"/>
-        </w:rPr>
-        <w:t xml:space="preserve"> </w:t>
-      </w:r>
-      <w:r>
-        <w:rPr>
-          <w:rStyle w:val="StringTok"/>
-        </w:rPr>
-        <w:t xml:space="preserve">"&lt;anon-public-key&gt;"</w:t>
-      </w:r>
-      <w:r>
-        <w:br/>
-      </w:r>
-      <w:r>
-        <w:rPr>
-          <w:rStyle w:val="NormalTok"/>
-        </w:rPr>
-        <w:t xml:space="preserve">  }</w:t>
-      </w:r>
-      <w:r>
-        <w:rPr>
-          <w:rStyle w:val="OperatorTok"/>
-        </w:rPr>
         <w:t xml:space="preserve">;</w:t>
       </w:r>
-      <w:r>
-        <w:br/>
-      </w:r>
-      <w:r>
-        <w:rPr>
-          <w:rStyle w:val="DataTypeTok"/>
-        </w:rPr>
-        <w:t xml:space="preserve">&lt;/</w:t>
-      </w:r>
-      <w:r>
-        <w:rPr>
-          <w:rStyle w:val="KeywordTok"/>
-        </w:rPr>
-        <w:t xml:space="preserve">script</w:t>
-      </w:r>
-      <w:r>
-        <w:rPr>
-          <w:rStyle w:val="DataTypeTok"/>
-        </w:rPr>
-        <w:t xml:space="preserve">&gt;</w:t>
-      </w:r>
     </w:p>
     <w:p>
       <w:pPr>
         <w:pStyle w:val="FirstParagraph"/>
       </w:pPr>
       <w:r>
-        <w:t xml:space="preserve">Sem config = liga global escondida automaticamente.</w:t>
+        <w:t xml:space="preserve">A anon key é pública por design — o RLS é quem protege.</w:t>
+      </w:r>
+      <w:r>
+        <w:t xml:space="preserve"> </w:t>
+      </w:r>
+      <w:r>
+        <w:rPr>
+          <w:bCs/>
+          <w:b/>
+        </w:rPr>
+        <w:t xml:space="preserve">Nunca commit Service Role.</w:t>
+      </w:r>
+    </w:p>
+    <w:p>
+      <w:pPr>
+        <w:pStyle w:val="BodyText"/>
+      </w:pPr>
+      <w:r>
+        <w:t xml:space="preserve">Sem config = liga global e torneio escondidos automaticamente; o jogo continua 100% solo.</w:t>
       </w:r>
     </w:p>
     <w:bookmarkEnd w:id="21"/>
@@ -1234,7 +1404,440 @@
       </w:r>
     </w:p>
     <w:bookmarkEnd w:id="23"/>
-    <w:bookmarkStart w:id="24" w:name="privacy"/>
+    <w:bookmarkStart w:id="24" w:name="handle-pk-anti-colisão"/>
+    <w:p>
+      <w:pPr>
+        <w:pStyle w:val="Heading2"/>
+      </w:pPr>
+      <w:r>
+        <w:t xml:space="preserve">Handle (PK) — anti-colisão</w:t>
+      </w:r>
+    </w:p>
+    <w:p>
+      <w:pPr>
+        <w:pStyle w:val="FirstParagraph"/>
+      </w:pPr>
+      <w:r>
+        <w:t xml:space="preserve">A PK da tabela é</w:t>
+      </w:r>
+      <w:r>
+        <w:t xml:space="preserve"> </w:t>
+      </w:r>
+      <w:r>
+        <w:rPr>
+          <w:rStyle w:val="VerbatimChar"/>
+        </w:rPr>
+        <w:t xml:space="preserve">handle TEXT</w:t>
+      </w:r>
+      <w:r>
+        <w:t xml:space="preserve">. Dois jogadores com o mesmo nome (ex: duas</w:t>
+      </w:r>
+      <w:r>
+        <w:t xml:space="preserve"> </w:t>
+      </w:r>
+      <w:r>
+        <w:t xml:space="preserve">“</w:t>
+      </w:r>
+      <w:r>
+        <w:t xml:space="preserve">Maria</w:t>
+      </w:r>
+      <w:r>
+        <w:t xml:space="preserve">”</w:t>
+      </w:r>
+      <w:r>
+        <w:t xml:space="preserve">s em turmas diferentes) colidiriam. Para evitar isso sem mudar o</w:t>
+      </w:r>
+      <w:r>
+        <w:t xml:space="preserve"> </w:t>
+      </w:r>
+      <w:r>
+        <w:t xml:space="preserve">schema:</w:t>
+      </w:r>
+    </w:p>
+    <w:p>
+      <w:pPr>
+        <w:pStyle w:val="SourceCode"/>
+      </w:pPr>
+      <w:r>
+        <w:rPr>
+          <w:rStyle w:val="CommentTok"/>
+        </w:rPr>
+        <w:t xml:space="preserve">// src/app.js — leagueHandleFor()</w:t>
+      </w:r>
+      <w:r>
+        <w:br/>
+      </w:r>
+      <w:r>
+        <w:rPr>
+          <w:rStyle w:val="NormalTok"/>
+        </w:rPr>
+        <w:t xml:space="preserve">handle </w:t>
+      </w:r>
+      <w:r>
+        <w:rPr>
+          <w:rStyle w:val="OperatorTok"/>
+        </w:rPr>
+        <w:t xml:space="preserve">=</w:t>
+      </w:r>
+      <w:r>
+        <w:rPr>
+          <w:rStyle w:val="NormalTok"/>
+        </w:rPr>
+        <w:t xml:space="preserve"> name</w:t>
+      </w:r>
+      <w:r>
+        <w:rPr>
+          <w:rStyle w:val="OperatorTok"/>
+        </w:rPr>
+        <w:t xml:space="preserve">.</w:t>
+      </w:r>
+      <w:r>
+        <w:rPr>
+          <w:rStyle w:val="FunctionTok"/>
+        </w:rPr>
+        <w:t xml:space="preserve">slice</w:t>
+      </w:r>
+      <w:r>
+        <w:rPr>
+          <w:rStyle w:val="NormalTok"/>
+        </w:rPr>
+        <w:t xml:space="preserve">(</w:t>
+      </w:r>
+      <w:r>
+        <w:rPr>
+          <w:rStyle w:val="DecValTok"/>
+        </w:rPr>
+        <w:t xml:space="preserve">0</w:t>
+      </w:r>
+      <w:r>
+        <w:rPr>
+          <w:rStyle w:val="OperatorTok"/>
+        </w:rPr>
+        <w:t xml:space="preserve">,</w:t>
+      </w:r>
+      <w:r>
+        <w:rPr>
+          <w:rStyle w:val="NormalTok"/>
+        </w:rPr>
+        <w:t xml:space="preserve"> </w:t>
+      </w:r>
+      <w:r>
+        <w:rPr>
+          <w:rStyle w:val="DecValTok"/>
+        </w:rPr>
+        <w:t xml:space="preserve">20</w:t>
+      </w:r>
+      <w:r>
+        <w:rPr>
+          <w:rStyle w:val="NormalTok"/>
+        </w:rPr>
+        <w:t xml:space="preserve">) </w:t>
+      </w:r>
+      <w:r>
+        <w:rPr>
+          <w:rStyle w:val="OperatorTok"/>
+        </w:rPr>
+        <w:t xml:space="preserve">+</w:t>
+      </w:r>
+      <w:r>
+        <w:rPr>
+          <w:rStyle w:val="NormalTok"/>
+        </w:rPr>
+        <w:t xml:space="preserve"> </w:t>
+      </w:r>
+      <w:r>
+        <w:rPr>
+          <w:rStyle w:val="StringTok"/>
+        </w:rPr>
+        <w:t xml:space="preserve">"·"</w:t>
+      </w:r>
+      <w:r>
+        <w:rPr>
+          <w:rStyle w:val="NormalTok"/>
+        </w:rPr>
+        <w:t xml:space="preserve"> </w:t>
+      </w:r>
+      <w:r>
+        <w:rPr>
+          <w:rStyle w:val="OperatorTok"/>
+        </w:rPr>
+        <w:t xml:space="preserve">+</w:t>
+      </w:r>
+      <w:r>
+        <w:rPr>
+          <w:rStyle w:val="NormalTok"/>
+        </w:rPr>
+        <w:t xml:space="preserve"> profileUid</w:t>
+      </w:r>
+      <w:r>
+        <w:rPr>
+          <w:rStyle w:val="OperatorTok"/>
+        </w:rPr>
+        <w:t xml:space="preserve">.</w:t>
+      </w:r>
+      <w:r>
+        <w:rPr>
+          <w:rStyle w:val="FunctionTok"/>
+        </w:rPr>
+        <w:t xml:space="preserve">slice</w:t>
+      </w:r>
+      <w:r>
+        <w:rPr>
+          <w:rStyle w:val="NormalTok"/>
+        </w:rPr>
+        <w:t xml:space="preserve">(</w:t>
+      </w:r>
+      <w:r>
+        <w:rPr>
+          <w:rStyle w:val="DecValTok"/>
+        </w:rPr>
+        <w:t xml:space="preserve">0</w:t>
+      </w:r>
+      <w:r>
+        <w:rPr>
+          <w:rStyle w:val="OperatorTok"/>
+        </w:rPr>
+        <w:t xml:space="preserve">,</w:t>
+      </w:r>
+      <w:r>
+        <w:rPr>
+          <w:rStyle w:val="NormalTok"/>
+        </w:rPr>
+        <w:t xml:space="preserve"> </w:t>
+      </w:r>
+      <w:r>
+        <w:rPr>
+          <w:rStyle w:val="DecValTok"/>
+        </w:rPr>
+        <w:t xml:space="preserve">6</w:t>
+      </w:r>
+      <w:r>
+        <w:rPr>
+          <w:rStyle w:val="NormalTok"/>
+        </w:rPr>
+        <w:t xml:space="preserve">)</w:t>
+      </w:r>
+      <w:r>
+        <w:rPr>
+          <w:rStyle w:val="OperatorTok"/>
+        </w:rPr>
+        <w:t xml:space="preserve">;</w:t>
+      </w:r>
+      <w:r>
+        <w:br/>
+      </w:r>
+      <w:r>
+        <w:rPr>
+          <w:rStyle w:val="CommentTok"/>
+        </w:rPr>
+        <w:t xml:space="preserve">// Exemplo: "Maria·m4f8gp"</w:t>
+      </w:r>
+    </w:p>
+    <w:p>
+      <w:pPr>
+        <w:pStyle w:val="FirstParagraph"/>
+      </w:pPr>
+      <w:r>
+        <w:t xml:space="preserve">O sufixo é</w:t>
+      </w:r>
+      <w:r>
+        <w:t xml:space="preserve"> </w:t>
+      </w:r>
+      <w:r>
+        <w:rPr>
+          <w:bCs/>
+          <w:b/>
+        </w:rPr>
+        <w:t xml:space="preserve">estável por dispositivo/perfil</w:t>
+      </w:r>
+      <w:r>
+        <w:t xml:space="preserve">. Re-submits do mesmo</w:t>
+      </w:r>
+      <w:r>
+        <w:t xml:space="preserve"> </w:t>
+      </w:r>
+      <w:r>
+        <w:t xml:space="preserve">jogador continuam fazendo upsert na mesma linha. Outro jogador com o</w:t>
+      </w:r>
+      <w:r>
+        <w:t xml:space="preserve"> </w:t>
+      </w:r>
+      <w:r>
+        <w:t xml:space="preserve">mesmo nome num dispositivo diferente recebe sufixo distinto e ocupa</w:t>
+      </w:r>
+      <w:r>
+        <w:t xml:space="preserve"> </w:t>
+      </w:r>
+      <w:r>
+        <w:t xml:space="preserve">linha própria.</w:t>
+      </w:r>
+    </w:p>
+    <w:p>
+      <w:pPr>
+        <w:pStyle w:val="BodyText"/>
+      </w:pPr>
+      <w:r>
+        <w:t xml:space="preserve">Na UI, o helper</w:t>
+      </w:r>
+      <w:r>
+        <w:t xml:space="preserve"> </w:t>
+      </w:r>
+      <w:r>
+        <w:rPr>
+          <w:rStyle w:val="VerbatimChar"/>
+        </w:rPr>
+        <w:t xml:space="preserve">displayHandle(h)</w:t>
+      </w:r>
+      <w:r>
+        <w:t xml:space="preserve"> </w:t>
+      </w:r>
+      <w:r>
+        <w:t xml:space="preserve">recorta tudo após o último</w:t>
+      </w:r>
+      <w:r>
+        <w:t xml:space="preserve"> </w:t>
+      </w:r>
+      <w:r>
+        <w:rPr>
+          <w:rStyle w:val="VerbatimChar"/>
+        </w:rPr>
+        <w:t xml:space="preserve">·</w:t>
+      </w:r>
+      <w:r>
+        <w:t xml:space="preserve"> </w:t>
+      </w:r>
+      <w:r>
+        <w:t xml:space="preserve">para</w:t>
+      </w:r>
+      <w:r>
+        <w:t xml:space="preserve"> </w:t>
+      </w:r>
+      <w:r>
+        <w:t xml:space="preserve">o leaderboard mostrar apenas</w:t>
+      </w:r>
+      <w:r>
+        <w:t xml:space="preserve"> </w:t>
+      </w:r>
+      <w:r>
+        <w:t xml:space="preserve">“</w:t>
+      </w:r>
+      <w:r>
+        <w:t xml:space="preserve">Maria</w:t>
+      </w:r>
+      <w:r>
+        <w:t xml:space="preserve">”</w:t>
+      </w:r>
+      <w:r>
+        <w:t xml:space="preserve">.</w:t>
+      </w:r>
+    </w:p>
+    <w:p>
+      <w:pPr>
+        <w:pStyle w:val="BodyText"/>
+      </w:pPr>
+      <w:r>
+        <w:rPr>
+          <w:bCs/>
+          <w:b/>
+        </w:rPr>
+        <w:t xml:space="preserve">Limitação conhecida</w:t>
+      </w:r>
+      <w:r>
+        <w:t xml:space="preserve">: trocar o nome via</w:t>
+      </w:r>
+      <w:r>
+        <w:t xml:space="preserve"> </w:t>
+      </w:r>
+      <w:r>
+        <w:t xml:space="preserve">“</w:t>
+      </w:r>
+      <w:r>
+        <w:t xml:space="preserve">✏️ Editar perfil</w:t>
+      </w:r>
+      <w:r>
+        <w:t xml:space="preserve">”</w:t>
+      </w:r>
+      <w:r>
+        <w:t xml:space="preserve"> </w:t>
+      </w:r>
+      <w:r>
+        <w:t xml:space="preserve">cria uma</w:t>
+      </w:r>
+      <w:r>
+        <w:t xml:space="preserve"> </w:t>
+      </w:r>
+      <w:r>
+        <w:t xml:space="preserve">nova linha (PK diferente) e deixa a anterior órfã na semana corrente.</w:t>
+      </w:r>
+      <w:r>
+        <w:t xml:space="preserve"> </w:t>
+      </w:r>
+      <w:r>
+        <w:t xml:space="preserve">Como a UI filtra por</w:t>
+      </w:r>
+      <w:r>
+        <w:t xml:space="preserve"> </w:t>
+      </w:r>
+      <w:r>
+        <w:rPr>
+          <w:rStyle w:val="VerbatimChar"/>
+        </w:rPr>
+        <w:t xml:space="preserve">week_start=eq.&lt;semana atual&gt;</w:t>
+      </w:r>
+      <w:r>
+        <w:t xml:space="preserve">, a órfã deixa de</w:t>
+      </w:r>
+      <w:r>
+        <w:t xml:space="preserve"> </w:t>
+      </w:r>
+      <w:r>
+        <w:t xml:space="preserve">aparecer no domingo seguinte sem intervenção. Para fixar definitivamente</w:t>
+      </w:r>
+      <w:r>
+        <w:t xml:space="preserve"> </w:t>
+      </w:r>
+      <w:r>
+        <w:t xml:space="preserve">seria preciso migrar para</w:t>
+      </w:r>
+      <w:r>
+        <w:t xml:space="preserve"> </w:t>
+      </w:r>
+      <w:r>
+        <w:rPr>
+          <w:rStyle w:val="VerbatimChar"/>
+        </w:rPr>
+        <w:t xml:space="preserve">handle = uid6</w:t>
+      </w:r>
+      <w:r>
+        <w:t xml:space="preserve"> </w:t>
+      </w:r>
+      <w:r>
+        <w:t xml:space="preserve">puro + coluna</w:t>
+      </w:r>
+      <w:r>
+        <w:t xml:space="preserve"> </w:t>
+      </w:r>
+      <w:r>
+        <w:rPr>
+          <w:rStyle w:val="VerbatimChar"/>
+        </w:rPr>
+        <w:t xml:space="preserve">nick</w:t>
+      </w:r>
+      <w:r>
+        <w:t xml:space="preserve"> </w:t>
+      </w:r>
+      <w:r>
+        <w:t xml:space="preserve">separada</w:t>
+      </w:r>
+      <w:r>
+        <w:t xml:space="preserve"> </w:t>
+      </w:r>
+      <w:r>
+        <w:t xml:space="preserve">para exibição — schema change diferida.</w:t>
+      </w:r>
+    </w:p>
+    <w:bookmarkEnd w:id="24"/>
+    <w:bookmarkStart w:id="25" w:name="privacy"/>
     <w:p>
       <w:pPr>
         <w:pStyle w:val="Heading2"/>
@@ -1267,7 +1870,7 @@
         <w:t xml:space="preserve"> </w:t>
       </w:r>
       <w:r>
-        <w:t xml:space="preserve">(nome do jogador truncado a 20 chars),</w:t>
+        <w:t xml:space="preserve">(nome + sufixo de 6 chars do uid local),</w:t>
       </w:r>
       <w:r>
         <w:t xml:space="preserve"> </w:t>
@@ -1301,6 +1904,18 @@
           <w:rStyle w:val="VerbatimChar"/>
         </w:rPr>
         <w:t xml:space="preserve">house</w:t>
+      </w:r>
+      <w:r>
+        <w:t xml:space="preserve">,</w:t>
+      </w:r>
+      <w:r>
+        <w:t xml:space="preserve"> </w:t>
+      </w:r>
+      <w:r>
+        <w:rPr>
+          <w:rStyle w:val="VerbatimChar"/>
+        </w:rPr>
+        <w:t xml:space="preserve">tag</w:t>
       </w:r>
       <w:r>
         <w:t xml:space="preserve">.</w:t>
@@ -1315,7 +1930,34 @@
         <w:pStyle w:val="Compact"/>
       </w:pPr>
       <w:r>
-        <w:t xml:space="preserve">Sem email, sem foto, sem IP no schema.</w:t>
+        <w:t xml:space="preserve">Sufixo é derivado do</w:t>
+      </w:r>
+      <w:r>
+        <w:t xml:space="preserve"> </w:t>
+      </w:r>
+      <w:r>
+        <w:rPr>
+          <w:rStyle w:val="VerbatimChar"/>
+        </w:rPr>
+        <w:t xml:space="preserve">profile_uid</w:t>
+      </w:r>
+      <w:r>
+        <w:t xml:space="preserve"> </w:t>
+      </w:r>
+      <w:r>
+        <w:t xml:space="preserve">local (UUID gerado por</w:t>
+      </w:r>
+      <w:r>
+        <w:t xml:space="preserve"> </w:t>
+      </w:r>
+      <w:r>
+        <w:rPr>
+          <w:rStyle w:val="VerbatimChar"/>
+        </w:rPr>
+        <w:t xml:space="preserve">Date.now().toString(36)</w:t>
+      </w:r>
+      <w:r>
+        <w:t xml:space="preserve">), não tem PII.</w:t>
       </w:r>
     </w:p>
     <w:p>
@@ -1327,6 +1969,18 @@
         <w:pStyle w:val="Compact"/>
       </w:pPr>
       <w:r>
+        <w:t xml:space="preserve">Sem email, sem foto, sem IP no schema.</w:t>
+      </w:r>
+    </w:p>
+    <w:p>
+      <w:pPr>
+        <w:numPr>
+          <w:ilvl w:val="0"/>
+          <w:numId w:val="1001"/>
+        </w:numPr>
+        <w:pStyle w:val="Compact"/>
+      </w:pPr>
+      <w:r>
         <w:t xml:space="preserve">Player pode desativar via</w:t>
       </w:r>
       <w:r>
@@ -1348,8 +2002,35 @@
         <w:t xml:space="preserve">(limpa state, opt-out implícito).</w:t>
       </w:r>
     </w:p>
-    <w:bookmarkEnd w:id="24"/>
-    <w:bookmarkStart w:id="25" w:name="liga-local-sempre-disponível"/>
+    <w:p>
+      <w:pPr>
+        <w:numPr>
+          <w:ilvl w:val="0"/>
+          <w:numId w:val="1001"/>
+        </w:numPr>
+        <w:pStyle w:val="Compact"/>
+      </w:pPr>
+      <w:r>
+        <w:t xml:space="preserve">Edição de perfil (</w:t>
+      </w:r>
+      <w:r>
+        <w:t xml:space="preserve">“</w:t>
+      </w:r>
+      <w:r>
+        <w:t xml:space="preserve">✏️ Editar perfil</w:t>
+      </w:r>
+      <w:r>
+        <w:t xml:space="preserve">”</w:t>
+      </w:r>
+      <w:r>
+        <w:t xml:space="preserve"> </w:t>
+      </w:r>
+      <w:r>
+        <w:t xml:space="preserve">no Perfil) re-submit ao mesmo handle (upsert), não cria entrada órfã.</w:t>
+      </w:r>
+    </w:p>
+    <w:bookmarkEnd w:id="25"/>
+    <w:bookmarkStart w:id="26" w:name="liga-local-sempre-disponível"/>
     <w:p>
       <w:pPr>
         <w:pStyle w:val="Heading2"/>
@@ -1387,8 +2068,2449 @@
         <w:t xml:space="preserve">. Cada um tem cauris/state isolados. Útil para sala de aula. Nada vai para servidor.</w:t>
       </w:r>
     </w:p>
-    <w:bookmarkEnd w:id="25"/>
+    <w:p>
+      <w:pPr>
+        <w:pStyle w:val="BodyText"/>
+      </w:pPr>
+      <w:r>
+        <w:t xml:space="preserve">UI tem abas</w:t>
+      </w:r>
+      <w:r>
+        <w:t xml:space="preserve"> </w:t>
+      </w:r>
+      <w:r>
+        <w:rPr>
+          <w:rStyle w:val="VerbatimChar"/>
+        </w:rPr>
+        <w:t xml:space="preserve">Todos | #MinhaTag</w:t>
+      </w:r>
+      <w:r>
+        <w:t xml:space="preserve"> </w:t>
+      </w:r>
+      <w:r>
+        <w:t xml:space="preserve">quando o perfil ativo tem tag definida.</w:t>
+      </w:r>
+    </w:p>
+    <w:p>
+      <w:r>
+        <w:pict>
+          <v:rect style="width:0;height:1.5pt" o:hralign="center" o:hrstd="t" o:hr="t"/>
+        </w:pict>
+      </w:r>
+    </w:p>
     <w:bookmarkEnd w:id="26"/>
+    <w:bookmarkEnd w:id="27"/>
+    <w:bookmarkStart w:id="35" w:name="torneio-semanal-assíncrono-setup"/>
+    <w:p>
+      <w:pPr>
+        <w:pStyle w:val="Heading1"/>
+      </w:pPr>
+      <w:r>
+        <w:t xml:space="preserve">Torneio Semanal Assíncrono — Setup</w:t>
+      </w:r>
+    </w:p>
+    <w:p>
+      <w:pPr>
+        <w:pStyle w:val="FirstParagraph"/>
+      </w:pPr>
+      <w:r>
+        <w:t xml:space="preserve">Junto da Liga, um torneio semanal opt-in com 5 enigmas selecionados, anti-cheat server-side. Schema, RPC, view e Edge Function consolidados em</w:t>
+      </w:r>
+      <w:r>
+        <w:t xml:space="preserve"> </w:t>
+      </w:r>
+      <w:r>
+        <w:rPr>
+          <w:rStyle w:val="VerbatimChar"/>
+        </w:rPr>
+        <w:t xml:space="preserve">supabase/SETUP_TOURNAMENT.sql</w:t>
+      </w:r>
+      <w:r>
+        <w:t xml:space="preserve">.</w:t>
+      </w:r>
+    </w:p>
+    <w:bookmarkStart w:id="28" w:name="schemas"/>
+    <w:p>
+      <w:pPr>
+        <w:pStyle w:val="Heading2"/>
+      </w:pPr>
+      <w:r>
+        <w:t xml:space="preserve">Schemas</w:t>
+      </w:r>
+    </w:p>
+    <w:p>
+      <w:pPr>
+        <w:pStyle w:val="SourceCode"/>
+      </w:pPr>
+      <w:r>
+        <w:rPr>
+          <w:rStyle w:val="CommentTok"/>
+        </w:rPr>
+        <w:t xml:space="preserve">-- Gabarito server-only (RLS bloqueia leitura ao cliente)</w:t>
+      </w:r>
+      <w:r>
+        <w:br/>
+      </w:r>
+      <w:r>
+        <w:rPr>
+          <w:rStyle w:val="KeywordTok"/>
+        </w:rPr>
+        <w:t xml:space="preserve">create</w:t>
+      </w:r>
+      <w:r>
+        <w:rPr>
+          <w:rStyle w:val="NormalTok"/>
+        </w:rPr>
+        <w:t xml:space="preserve"> </w:t>
+      </w:r>
+      <w:r>
+        <w:rPr>
+          <w:rStyle w:val="KeywordTok"/>
+        </w:rPr>
+        <w:t xml:space="preserve">table</w:t>
+      </w:r>
+      <w:r>
+        <w:rPr>
+          <w:rStyle w:val="NormalTok"/>
+        </w:rPr>
+        <w:t xml:space="preserve"> enigma_answers (</w:t>
+      </w:r>
+      <w:r>
+        <w:br/>
+      </w:r>
+      <w:r>
+        <w:rPr>
+          <w:rStyle w:val="NormalTok"/>
+        </w:rPr>
+        <w:t xml:space="preserve">  enigma_id   text </w:t>
+      </w:r>
+      <w:r>
+        <w:rPr>
+          <w:rStyle w:val="KeywordTok"/>
+        </w:rPr>
+        <w:t xml:space="preserve">primary</w:t>
+      </w:r>
+      <w:r>
+        <w:rPr>
+          <w:rStyle w:val="NormalTok"/>
+        </w:rPr>
+        <w:t xml:space="preserve"> </w:t>
+      </w:r>
+      <w:r>
+        <w:rPr>
+          <w:rStyle w:val="KeywordTok"/>
+        </w:rPr>
+        <w:t xml:space="preserve">key</w:t>
+      </w:r>
+      <w:r>
+        <w:rPr>
+          <w:rStyle w:val="NormalTok"/>
+        </w:rPr>
+        <w:t xml:space="preserve">,</w:t>
+      </w:r>
+      <w:r>
+        <w:br/>
+      </w:r>
+      <w:r>
+        <w:rPr>
+          <w:rStyle w:val="NormalTok"/>
+        </w:rPr>
+        <w:t xml:space="preserve">  correct_idx </w:t>
+      </w:r>
+      <w:r>
+        <w:rPr>
+          <w:rStyle w:val="DataTypeTok"/>
+        </w:rPr>
+        <w:t xml:space="preserve">int</w:t>
+      </w:r>
+      <w:r>
+        <w:rPr>
+          <w:rStyle w:val="NormalTok"/>
+        </w:rPr>
+        <w:t xml:space="preserve">  </w:t>
+      </w:r>
+      <w:r>
+        <w:rPr>
+          <w:rStyle w:val="KeywordTok"/>
+        </w:rPr>
+        <w:t xml:space="preserve">not</w:t>
+      </w:r>
+      <w:r>
+        <w:rPr>
+          <w:rStyle w:val="NormalTok"/>
+        </w:rPr>
+        <w:t xml:space="preserve"> </w:t>
+      </w:r>
+      <w:r>
+        <w:rPr>
+          <w:rStyle w:val="KeywordTok"/>
+        </w:rPr>
+        <w:t xml:space="preserve">null</w:t>
+      </w:r>
+      <w:r>
+        <w:rPr>
+          <w:rStyle w:val="NormalTok"/>
+        </w:rPr>
+        <w:t xml:space="preserve">,</w:t>
+      </w:r>
+      <w:r>
+        <w:br/>
+      </w:r>
+      <w:r>
+        <w:rPr>
+          <w:rStyle w:val="NormalTok"/>
+        </w:rPr>
+        <w:t xml:space="preserve">  world       </w:t>
+      </w:r>
+      <w:r>
+        <w:rPr>
+          <w:rStyle w:val="DataTypeTok"/>
+        </w:rPr>
+        <w:t xml:space="preserve">int</w:t>
+      </w:r>
+      <w:r>
+        <w:rPr>
+          <w:rStyle w:val="NormalTok"/>
+        </w:rPr>
+        <w:t xml:space="preserve">  </w:t>
+      </w:r>
+      <w:r>
+        <w:rPr>
+          <w:rStyle w:val="KeywordTok"/>
+        </w:rPr>
+        <w:t xml:space="preserve">not</w:t>
+      </w:r>
+      <w:r>
+        <w:rPr>
+          <w:rStyle w:val="NormalTok"/>
+        </w:rPr>
+        <w:t xml:space="preserve"> </w:t>
+      </w:r>
+      <w:r>
+        <w:rPr>
+          <w:rStyle w:val="KeywordTok"/>
+        </w:rPr>
+        <w:t xml:space="preserve">null</w:t>
+      </w:r>
+      <w:r>
+        <w:rPr>
+          <w:rStyle w:val="NormalTok"/>
+        </w:rPr>
+        <w:t xml:space="preserve">,</w:t>
+      </w:r>
+      <w:r>
+        <w:br/>
+      </w:r>
+      <w:r>
+        <w:rPr>
+          <w:rStyle w:val="NormalTok"/>
+        </w:rPr>
+        <w:t xml:space="preserve">  options_n   </w:t>
+      </w:r>
+      <w:r>
+        <w:rPr>
+          <w:rStyle w:val="DataTypeTok"/>
+        </w:rPr>
+        <w:t xml:space="preserve">int</w:t>
+      </w:r>
+      <w:r>
+        <w:rPr>
+          <w:rStyle w:val="NormalTok"/>
+        </w:rPr>
+        <w:t xml:space="preserve">  </w:t>
+      </w:r>
+      <w:r>
+        <w:rPr>
+          <w:rStyle w:val="KeywordTok"/>
+        </w:rPr>
+        <w:t xml:space="preserve">not</w:t>
+      </w:r>
+      <w:r>
+        <w:rPr>
+          <w:rStyle w:val="NormalTok"/>
+        </w:rPr>
+        <w:t xml:space="preserve"> </w:t>
+      </w:r>
+      <w:r>
+        <w:rPr>
+          <w:rStyle w:val="KeywordTok"/>
+        </w:rPr>
+        <w:t xml:space="preserve">null</w:t>
+      </w:r>
+      <w:r>
+        <w:br/>
+      </w:r>
+      <w:r>
+        <w:rPr>
+          <w:rStyle w:val="NormalTok"/>
+        </w:rPr>
+        <w:t xml:space="preserve">);</w:t>
+      </w:r>
+      <w:r>
+        <w:br/>
+      </w:r>
+      <w:r>
+        <w:rPr>
+          <w:rStyle w:val="KeywordTok"/>
+        </w:rPr>
+        <w:t xml:space="preserve">alter</w:t>
+      </w:r>
+      <w:r>
+        <w:rPr>
+          <w:rStyle w:val="NormalTok"/>
+        </w:rPr>
+        <w:t xml:space="preserve"> </w:t>
+      </w:r>
+      <w:r>
+        <w:rPr>
+          <w:rStyle w:val="KeywordTok"/>
+        </w:rPr>
+        <w:t xml:space="preserve">table</w:t>
+      </w:r>
+      <w:r>
+        <w:rPr>
+          <w:rStyle w:val="NormalTok"/>
+        </w:rPr>
+        <w:t xml:space="preserve"> enigma_answers </w:t>
+      </w:r>
+      <w:r>
+        <w:rPr>
+          <w:rStyle w:val="KeywordTok"/>
+        </w:rPr>
+        <w:t xml:space="preserve">enable</w:t>
+      </w:r>
+      <w:r>
+        <w:rPr>
+          <w:rStyle w:val="NormalTok"/>
+        </w:rPr>
+        <w:t xml:space="preserve"> </w:t>
+      </w:r>
+      <w:r>
+        <w:rPr>
+          <w:rStyle w:val="KeywordTok"/>
+        </w:rPr>
+        <w:t xml:space="preserve">row</w:t>
+      </w:r>
+      <w:r>
+        <w:rPr>
+          <w:rStyle w:val="NormalTok"/>
+        </w:rPr>
+        <w:t xml:space="preserve"> </w:t>
+      </w:r>
+      <w:r>
+        <w:rPr>
+          <w:rStyle w:val="KeywordTok"/>
+        </w:rPr>
+        <w:t xml:space="preserve">level</w:t>
+      </w:r>
+      <w:r>
+        <w:rPr>
+          <w:rStyle w:val="NormalTok"/>
+        </w:rPr>
+        <w:t xml:space="preserve"> security;</w:t>
+      </w:r>
+      <w:r>
+        <w:br/>
+      </w:r>
+      <w:r>
+        <w:rPr>
+          <w:rStyle w:val="CommentTok"/>
+        </w:rPr>
+        <w:t xml:space="preserve">-- Sem policy de SELECT → cliente não lê. Edge Function usa service_role.</w:t>
+      </w:r>
+      <w:r>
+        <w:br/>
+      </w:r>
+      <w:r>
+        <w:br/>
+      </w:r>
+      <w:r>
+        <w:rPr>
+          <w:rStyle w:val="CommentTok"/>
+        </w:rPr>
+        <w:t xml:space="preserve">-- Semana ativa</w:t>
+      </w:r>
+      <w:r>
+        <w:br/>
+      </w:r>
+      <w:r>
+        <w:rPr>
+          <w:rStyle w:val="KeywordTok"/>
+        </w:rPr>
+        <w:t xml:space="preserve">create</w:t>
+      </w:r>
+      <w:r>
+        <w:rPr>
+          <w:rStyle w:val="NormalTok"/>
+        </w:rPr>
+        <w:t xml:space="preserve"> </w:t>
+      </w:r>
+      <w:r>
+        <w:rPr>
+          <w:rStyle w:val="KeywordTok"/>
+        </w:rPr>
+        <w:t xml:space="preserve">table</w:t>
+      </w:r>
+      <w:r>
+        <w:rPr>
+          <w:rStyle w:val="NormalTok"/>
+        </w:rPr>
+        <w:t xml:space="preserve"> sankofa_tournament_week (</w:t>
+      </w:r>
+      <w:r>
+        <w:br/>
+      </w:r>
+      <w:r>
+        <w:rPr>
+          <w:rStyle w:val="NormalTok"/>
+        </w:rPr>
+        <w:t xml:space="preserve">  </w:t>
+      </w:r>
+      <w:r>
+        <w:rPr>
+          <w:rStyle w:val="KeywordTok"/>
+        </w:rPr>
+        <w:t xml:space="preserve">id</w:t>
+      </w:r>
+      <w:r>
+        <w:rPr>
+          <w:rStyle w:val="NormalTok"/>
+        </w:rPr>
+        <w:t xml:space="preserve">          serial </w:t>
+      </w:r>
+      <w:r>
+        <w:rPr>
+          <w:rStyle w:val="KeywordTok"/>
+        </w:rPr>
+        <w:t xml:space="preserve">primary</w:t>
+      </w:r>
+      <w:r>
+        <w:rPr>
+          <w:rStyle w:val="NormalTok"/>
+        </w:rPr>
+        <w:t xml:space="preserve"> </w:t>
+      </w:r>
+      <w:r>
+        <w:rPr>
+          <w:rStyle w:val="KeywordTok"/>
+        </w:rPr>
+        <w:t xml:space="preserve">key</w:t>
+      </w:r>
+      <w:r>
+        <w:rPr>
+          <w:rStyle w:val="NormalTok"/>
+        </w:rPr>
+        <w:t xml:space="preserve">,</w:t>
+      </w:r>
+      <w:r>
+        <w:br/>
+      </w:r>
+      <w:r>
+        <w:rPr>
+          <w:rStyle w:val="NormalTok"/>
+        </w:rPr>
+        <w:t xml:space="preserve">  week_iso    text </w:t>
+      </w:r>
+      <w:r>
+        <w:rPr>
+          <w:rStyle w:val="KeywordTok"/>
+        </w:rPr>
+        <w:t xml:space="preserve">unique</w:t>
+      </w:r>
+      <w:r>
+        <w:rPr>
+          <w:rStyle w:val="NormalTok"/>
+        </w:rPr>
+        <w:t xml:space="preserve"> </w:t>
+      </w:r>
+      <w:r>
+        <w:rPr>
+          <w:rStyle w:val="KeywordTok"/>
+        </w:rPr>
+        <w:t xml:space="preserve">not</w:t>
+      </w:r>
+      <w:r>
+        <w:rPr>
+          <w:rStyle w:val="NormalTok"/>
+        </w:rPr>
+        <w:t xml:space="preserve"> </w:t>
+      </w:r>
+      <w:r>
+        <w:rPr>
+          <w:rStyle w:val="KeywordTok"/>
+        </w:rPr>
+        <w:t xml:space="preserve">null</w:t>
+      </w:r>
+      <w:r>
+        <w:rPr>
+          <w:rStyle w:val="NormalTok"/>
+        </w:rPr>
+        <w:t xml:space="preserve">,         </w:t>
+      </w:r>
+      <w:r>
+        <w:rPr>
+          <w:rStyle w:val="CommentTok"/>
+        </w:rPr>
+        <w:t xml:space="preserve">-- '2026-W19'</w:t>
+      </w:r>
+      <w:r>
+        <w:br/>
+      </w:r>
+      <w:r>
+        <w:rPr>
+          <w:rStyle w:val="NormalTok"/>
+        </w:rPr>
+        <w:t xml:space="preserve">  enigma_ids  text[] </w:t>
+      </w:r>
+      <w:r>
+        <w:rPr>
+          <w:rStyle w:val="KeywordTok"/>
+        </w:rPr>
+        <w:t xml:space="preserve">not</w:t>
+      </w:r>
+      <w:r>
+        <w:rPr>
+          <w:rStyle w:val="NormalTok"/>
+        </w:rPr>
+        <w:t xml:space="preserve"> </w:t>
+      </w:r>
+      <w:r>
+        <w:rPr>
+          <w:rStyle w:val="KeywordTok"/>
+        </w:rPr>
+        <w:t xml:space="preserve">null</w:t>
+      </w:r>
+      <w:r>
+        <w:rPr>
+          <w:rStyle w:val="NormalTok"/>
+        </w:rPr>
+        <w:t xml:space="preserve">,</w:t>
+      </w:r>
+      <w:r>
+        <w:br/>
+      </w:r>
+      <w:r>
+        <w:rPr>
+          <w:rStyle w:val="NormalTok"/>
+        </w:rPr>
+        <w:t xml:space="preserve">  starts_at   timestamptz </w:t>
+      </w:r>
+      <w:r>
+        <w:rPr>
+          <w:rStyle w:val="KeywordTok"/>
+        </w:rPr>
+        <w:t xml:space="preserve">not</w:t>
+      </w:r>
+      <w:r>
+        <w:rPr>
+          <w:rStyle w:val="NormalTok"/>
+        </w:rPr>
+        <w:t xml:space="preserve"> </w:t>
+      </w:r>
+      <w:r>
+        <w:rPr>
+          <w:rStyle w:val="KeywordTok"/>
+        </w:rPr>
+        <w:t xml:space="preserve">null</w:t>
+      </w:r>
+      <w:r>
+        <w:rPr>
+          <w:rStyle w:val="NormalTok"/>
+        </w:rPr>
+        <w:t xml:space="preserve">,</w:t>
+      </w:r>
+      <w:r>
+        <w:br/>
+      </w:r>
+      <w:r>
+        <w:rPr>
+          <w:rStyle w:val="NormalTok"/>
+        </w:rPr>
+        <w:t xml:space="preserve">  ends_at     timestamptz </w:t>
+      </w:r>
+      <w:r>
+        <w:rPr>
+          <w:rStyle w:val="KeywordTok"/>
+        </w:rPr>
+        <w:t xml:space="preserve">not</w:t>
+      </w:r>
+      <w:r>
+        <w:rPr>
+          <w:rStyle w:val="NormalTok"/>
+        </w:rPr>
+        <w:t xml:space="preserve"> </w:t>
+      </w:r>
+      <w:r>
+        <w:rPr>
+          <w:rStyle w:val="KeywordTok"/>
+        </w:rPr>
+        <w:t xml:space="preserve">null</w:t>
+      </w:r>
+      <w:r>
+        <w:rPr>
+          <w:rStyle w:val="NormalTok"/>
+        </w:rPr>
+        <w:t xml:space="preserve">,</w:t>
+      </w:r>
+      <w:r>
+        <w:br/>
+      </w:r>
+      <w:r>
+        <w:rPr>
+          <w:rStyle w:val="NormalTok"/>
+        </w:rPr>
+        <w:t xml:space="preserve">  created_at  timestamptz </w:t>
+      </w:r>
+      <w:r>
+        <w:rPr>
+          <w:rStyle w:val="KeywordTok"/>
+        </w:rPr>
+        <w:t xml:space="preserve">default</w:t>
+      </w:r>
+      <w:r>
+        <w:rPr>
+          <w:rStyle w:val="NormalTok"/>
+        </w:rPr>
+        <w:t xml:space="preserve"> now()</w:t>
+      </w:r>
+      <w:r>
+        <w:br/>
+      </w:r>
+      <w:r>
+        <w:rPr>
+          <w:rStyle w:val="NormalTok"/>
+        </w:rPr>
+        <w:t xml:space="preserve">);</w:t>
+      </w:r>
+      <w:r>
+        <w:br/>
+      </w:r>
+      <w:r>
+        <w:br/>
+      </w:r>
+      <w:r>
+        <w:rPr>
+          <w:rStyle w:val="CommentTok"/>
+        </w:rPr>
+        <w:t xml:space="preserve">-- Tentativas (insert via Edge Function, leitura aberta)</w:t>
+      </w:r>
+      <w:r>
+        <w:br/>
+      </w:r>
+      <w:r>
+        <w:rPr>
+          <w:rStyle w:val="KeywordTok"/>
+        </w:rPr>
+        <w:t xml:space="preserve">create</w:t>
+      </w:r>
+      <w:r>
+        <w:rPr>
+          <w:rStyle w:val="NormalTok"/>
+        </w:rPr>
+        <w:t xml:space="preserve"> </w:t>
+      </w:r>
+      <w:r>
+        <w:rPr>
+          <w:rStyle w:val="KeywordTok"/>
+        </w:rPr>
+        <w:t xml:space="preserve">table</w:t>
+      </w:r>
+      <w:r>
+        <w:rPr>
+          <w:rStyle w:val="NormalTok"/>
+        </w:rPr>
+        <w:t xml:space="preserve"> sankofa_tournament_score (</w:t>
+      </w:r>
+      <w:r>
+        <w:br/>
+      </w:r>
+      <w:r>
+        <w:rPr>
+          <w:rStyle w:val="NormalTok"/>
+        </w:rPr>
+        <w:t xml:space="preserve">  </w:t>
+      </w:r>
+      <w:r>
+        <w:rPr>
+          <w:rStyle w:val="KeywordTok"/>
+        </w:rPr>
+        <w:t xml:space="preserve">id</w:t>
+      </w:r>
+      <w:r>
+        <w:rPr>
+          <w:rStyle w:val="NormalTok"/>
+        </w:rPr>
+        <w:t xml:space="preserve">            bigserial </w:t>
+      </w:r>
+      <w:r>
+        <w:rPr>
+          <w:rStyle w:val="KeywordTok"/>
+        </w:rPr>
+        <w:t xml:space="preserve">primary</w:t>
+      </w:r>
+      <w:r>
+        <w:rPr>
+          <w:rStyle w:val="NormalTok"/>
+        </w:rPr>
+        <w:t xml:space="preserve"> </w:t>
+      </w:r>
+      <w:r>
+        <w:rPr>
+          <w:rStyle w:val="KeywordTok"/>
+        </w:rPr>
+        <w:t xml:space="preserve">key</w:t>
+      </w:r>
+      <w:r>
+        <w:rPr>
+          <w:rStyle w:val="NormalTok"/>
+        </w:rPr>
+        <w:t xml:space="preserve">,</w:t>
+      </w:r>
+      <w:r>
+        <w:br/>
+      </w:r>
+      <w:r>
+        <w:rPr>
+          <w:rStyle w:val="NormalTok"/>
+        </w:rPr>
+        <w:t xml:space="preserve">  week_id       </w:t>
+      </w:r>
+      <w:r>
+        <w:rPr>
+          <w:rStyle w:val="DataTypeTok"/>
+        </w:rPr>
+        <w:t xml:space="preserve">int</w:t>
+      </w:r>
+      <w:r>
+        <w:rPr>
+          <w:rStyle w:val="NormalTok"/>
+        </w:rPr>
+        <w:t xml:space="preserve"> </w:t>
+      </w:r>
+      <w:r>
+        <w:rPr>
+          <w:rStyle w:val="KeywordTok"/>
+        </w:rPr>
+        <w:t xml:space="preserve">references</w:t>
+      </w:r>
+      <w:r>
+        <w:rPr>
+          <w:rStyle w:val="NormalTok"/>
+        </w:rPr>
+        <w:t xml:space="preserve"> sankofa_tournament_week(</w:t>
+      </w:r>
+      <w:r>
+        <w:rPr>
+          <w:rStyle w:val="KeywordTok"/>
+        </w:rPr>
+        <w:t xml:space="preserve">id</w:t>
+      </w:r>
+      <w:r>
+        <w:rPr>
+          <w:rStyle w:val="NormalTok"/>
+        </w:rPr>
+        <w:t xml:space="preserve">),</w:t>
+      </w:r>
+      <w:r>
+        <w:br/>
+      </w:r>
+      <w:r>
+        <w:rPr>
+          <w:rStyle w:val="NormalTok"/>
+        </w:rPr>
+        <w:t xml:space="preserve">  profile_uid   text </w:t>
+      </w:r>
+      <w:r>
+        <w:rPr>
+          <w:rStyle w:val="KeywordTok"/>
+        </w:rPr>
+        <w:t xml:space="preserve">not</w:t>
+      </w:r>
+      <w:r>
+        <w:rPr>
+          <w:rStyle w:val="NormalTok"/>
+        </w:rPr>
+        <w:t xml:space="preserve"> </w:t>
+      </w:r>
+      <w:r>
+        <w:rPr>
+          <w:rStyle w:val="KeywordTok"/>
+        </w:rPr>
+        <w:t xml:space="preserve">null</w:t>
+      </w:r>
+      <w:r>
+        <w:rPr>
+          <w:rStyle w:val="NormalTok"/>
+        </w:rPr>
+        <w:t xml:space="preserve">,</w:t>
+      </w:r>
+      <w:r>
+        <w:br/>
+      </w:r>
+      <w:r>
+        <w:rPr>
+          <w:rStyle w:val="NormalTok"/>
+        </w:rPr>
+        <w:t xml:space="preserve">  nick          text </w:t>
+      </w:r>
+      <w:r>
+        <w:rPr>
+          <w:rStyle w:val="KeywordTok"/>
+        </w:rPr>
+        <w:t xml:space="preserve">not</w:t>
+      </w:r>
+      <w:r>
+        <w:rPr>
+          <w:rStyle w:val="NormalTok"/>
+        </w:rPr>
+        <w:t xml:space="preserve"> </w:t>
+      </w:r>
+      <w:r>
+        <w:rPr>
+          <w:rStyle w:val="KeywordTok"/>
+        </w:rPr>
+        <w:t xml:space="preserve">null</w:t>
+      </w:r>
+      <w:r>
+        <w:rPr>
+          <w:rStyle w:val="NormalTok"/>
+        </w:rPr>
+        <w:t xml:space="preserve">,</w:t>
+      </w:r>
+      <w:r>
+        <w:br/>
+      </w:r>
+      <w:r>
+        <w:rPr>
+          <w:rStyle w:val="NormalTok"/>
+        </w:rPr>
+        <w:t xml:space="preserve">  tag           text,</w:t>
+      </w:r>
+      <w:r>
+        <w:br/>
+      </w:r>
+      <w:r>
+        <w:rPr>
+          <w:rStyle w:val="NormalTok"/>
+        </w:rPr>
+        <w:t xml:space="preserve">  age_band      text,</w:t>
+      </w:r>
+      <w:r>
+        <w:br/>
+      </w:r>
+      <w:r>
+        <w:rPr>
+          <w:rStyle w:val="NormalTok"/>
+        </w:rPr>
+        <w:t xml:space="preserve">  house         text,</w:t>
+      </w:r>
+      <w:r>
+        <w:br/>
+      </w:r>
+      <w:r>
+        <w:rPr>
+          <w:rStyle w:val="NormalTok"/>
+        </w:rPr>
+        <w:t xml:space="preserve">  enigma_id     text </w:t>
+      </w:r>
+      <w:r>
+        <w:rPr>
+          <w:rStyle w:val="KeywordTok"/>
+        </w:rPr>
+        <w:t xml:space="preserve">not</w:t>
+      </w:r>
+      <w:r>
+        <w:rPr>
+          <w:rStyle w:val="NormalTok"/>
+        </w:rPr>
+        <w:t xml:space="preserve"> </w:t>
+      </w:r>
+      <w:r>
+        <w:rPr>
+          <w:rStyle w:val="KeywordTok"/>
+        </w:rPr>
+        <w:t xml:space="preserve">null</w:t>
+      </w:r>
+      <w:r>
+        <w:rPr>
+          <w:rStyle w:val="NormalTok"/>
+        </w:rPr>
+        <w:t xml:space="preserve">,</w:t>
+      </w:r>
+      <w:r>
+        <w:br/>
+      </w:r>
+      <w:r>
+        <w:rPr>
+          <w:rStyle w:val="NormalTok"/>
+        </w:rPr>
+        <w:t xml:space="preserve">  picked        </w:t>
+      </w:r>
+      <w:r>
+        <w:rPr>
+          <w:rStyle w:val="DataTypeTok"/>
+        </w:rPr>
+        <w:t xml:space="preserve">int</w:t>
+      </w:r>
+      <w:r>
+        <w:rPr>
+          <w:rStyle w:val="NormalTok"/>
+        </w:rPr>
+        <w:t xml:space="preserve">  </w:t>
+      </w:r>
+      <w:r>
+        <w:rPr>
+          <w:rStyle w:val="KeywordTok"/>
+        </w:rPr>
+        <w:t xml:space="preserve">not</w:t>
+      </w:r>
+      <w:r>
+        <w:rPr>
+          <w:rStyle w:val="NormalTok"/>
+        </w:rPr>
+        <w:t xml:space="preserve"> </w:t>
+      </w:r>
+      <w:r>
+        <w:rPr>
+          <w:rStyle w:val="KeywordTok"/>
+        </w:rPr>
+        <w:t xml:space="preserve">null</w:t>
+      </w:r>
+      <w:r>
+        <w:rPr>
+          <w:rStyle w:val="NormalTok"/>
+        </w:rPr>
+        <w:t xml:space="preserve">,</w:t>
+      </w:r>
+      <w:r>
+        <w:br/>
+      </w:r>
+      <w:r>
+        <w:rPr>
+          <w:rStyle w:val="NormalTok"/>
+        </w:rPr>
+        <w:t xml:space="preserve">  correct       </w:t>
+      </w:r>
+      <w:r>
+        <w:rPr>
+          <w:rStyle w:val="DataTypeTok"/>
+        </w:rPr>
+        <w:t xml:space="preserve">boolean</w:t>
+      </w:r>
+      <w:r>
+        <w:rPr>
+          <w:rStyle w:val="NormalTok"/>
+        </w:rPr>
+        <w:t xml:space="preserve"> </w:t>
+      </w:r>
+      <w:r>
+        <w:rPr>
+          <w:rStyle w:val="KeywordTok"/>
+        </w:rPr>
+        <w:t xml:space="preserve">not</w:t>
+      </w:r>
+      <w:r>
+        <w:rPr>
+          <w:rStyle w:val="NormalTok"/>
+        </w:rPr>
+        <w:t xml:space="preserve"> </w:t>
+      </w:r>
+      <w:r>
+        <w:rPr>
+          <w:rStyle w:val="KeywordTok"/>
+        </w:rPr>
+        <w:t xml:space="preserve">null</w:t>
+      </w:r>
+      <w:r>
+        <w:rPr>
+          <w:rStyle w:val="NormalTok"/>
+        </w:rPr>
+        <w:t xml:space="preserve">,</w:t>
+      </w:r>
+      <w:r>
+        <w:br/>
+      </w:r>
+      <w:r>
+        <w:rPr>
+          <w:rStyle w:val="NormalTok"/>
+        </w:rPr>
+        <w:t xml:space="preserve">  score         </w:t>
+      </w:r>
+      <w:r>
+        <w:rPr>
+          <w:rStyle w:val="DataTypeTok"/>
+        </w:rPr>
+        <w:t xml:space="preserve">int</w:t>
+      </w:r>
+      <w:r>
+        <w:rPr>
+          <w:rStyle w:val="NormalTok"/>
+        </w:rPr>
+        <w:t xml:space="preserve">  </w:t>
+      </w:r>
+      <w:r>
+        <w:rPr>
+          <w:rStyle w:val="KeywordTok"/>
+        </w:rPr>
+        <w:t xml:space="preserve">not</w:t>
+      </w:r>
+      <w:r>
+        <w:rPr>
+          <w:rStyle w:val="NormalTok"/>
+        </w:rPr>
+        <w:t xml:space="preserve"> </w:t>
+      </w:r>
+      <w:r>
+        <w:rPr>
+          <w:rStyle w:val="KeywordTok"/>
+        </w:rPr>
+        <w:t xml:space="preserve">null</w:t>
+      </w:r>
+      <w:r>
+        <w:rPr>
+          <w:rStyle w:val="NormalTok"/>
+        </w:rPr>
+        <w:t xml:space="preserve">,</w:t>
+      </w:r>
+      <w:r>
+        <w:br/>
+      </w:r>
+      <w:r>
+        <w:rPr>
+          <w:rStyle w:val="NormalTok"/>
+        </w:rPr>
+        <w:t xml:space="preserve">  ms_to_answer  </w:t>
+      </w:r>
+      <w:r>
+        <w:rPr>
+          <w:rStyle w:val="DataTypeTok"/>
+        </w:rPr>
+        <w:t xml:space="preserve">int</w:t>
+      </w:r>
+      <w:r>
+        <w:rPr>
+          <w:rStyle w:val="NormalTok"/>
+        </w:rPr>
+        <w:t xml:space="preserve">,</w:t>
+      </w:r>
+      <w:r>
+        <w:br/>
+      </w:r>
+      <w:r>
+        <w:rPr>
+          <w:rStyle w:val="NormalTok"/>
+        </w:rPr>
+        <w:t xml:space="preserve">  hints_used    </w:t>
+      </w:r>
+      <w:r>
+        <w:rPr>
+          <w:rStyle w:val="DataTypeTok"/>
+        </w:rPr>
+        <w:t xml:space="preserve">int</w:t>
+      </w:r>
+      <w:r>
+        <w:rPr>
+          <w:rStyle w:val="NormalTok"/>
+        </w:rPr>
+        <w:t xml:space="preserve">,</w:t>
+      </w:r>
+      <w:r>
+        <w:br/>
+      </w:r>
+      <w:r>
+        <w:rPr>
+          <w:rStyle w:val="NormalTok"/>
+        </w:rPr>
+        <w:t xml:space="preserve">  attempt       </w:t>
+      </w:r>
+      <w:r>
+        <w:rPr>
+          <w:rStyle w:val="DataTypeTok"/>
+        </w:rPr>
+        <w:t xml:space="preserve">int</w:t>
+      </w:r>
+      <w:r>
+        <w:rPr>
+          <w:rStyle w:val="NormalTok"/>
+        </w:rPr>
+        <w:t xml:space="preserve">  </w:t>
+      </w:r>
+      <w:r>
+        <w:rPr>
+          <w:rStyle w:val="KeywordTok"/>
+        </w:rPr>
+        <w:t xml:space="preserve">not</w:t>
+      </w:r>
+      <w:r>
+        <w:rPr>
+          <w:rStyle w:val="NormalTok"/>
+        </w:rPr>
+        <w:t xml:space="preserve"> </w:t>
+      </w:r>
+      <w:r>
+        <w:rPr>
+          <w:rStyle w:val="KeywordTok"/>
+        </w:rPr>
+        <w:t xml:space="preserve">null</w:t>
+      </w:r>
+      <w:r>
+        <w:rPr>
+          <w:rStyle w:val="NormalTok"/>
+        </w:rPr>
+        <w:t xml:space="preserve">,</w:t>
+      </w:r>
+      <w:r>
+        <w:br/>
+      </w:r>
+      <w:r>
+        <w:rPr>
+          <w:rStyle w:val="NormalTok"/>
+        </w:rPr>
+        <w:t xml:space="preserve">  submitted_at  timestamptz </w:t>
+      </w:r>
+      <w:r>
+        <w:rPr>
+          <w:rStyle w:val="KeywordTok"/>
+        </w:rPr>
+        <w:t xml:space="preserve">default</w:t>
+      </w:r>
+      <w:r>
+        <w:rPr>
+          <w:rStyle w:val="NormalTok"/>
+        </w:rPr>
+        <w:t xml:space="preserve"> now(),</w:t>
+      </w:r>
+      <w:r>
+        <w:br/>
+      </w:r>
+      <w:r>
+        <w:rPr>
+          <w:rStyle w:val="NormalTok"/>
+        </w:rPr>
+        <w:t xml:space="preserve">  </w:t>
+      </w:r>
+      <w:r>
+        <w:rPr>
+          <w:rStyle w:val="KeywordTok"/>
+        </w:rPr>
+        <w:t xml:space="preserve">unique</w:t>
+      </w:r>
+      <w:r>
+        <w:rPr>
+          <w:rStyle w:val="NormalTok"/>
+        </w:rPr>
+        <w:t xml:space="preserve"> (week_id, profile_uid, enigma_id, attempt)</w:t>
+      </w:r>
+      <w:r>
+        <w:br/>
+      </w:r>
+      <w:r>
+        <w:rPr>
+          <w:rStyle w:val="NormalTok"/>
+        </w:rPr>
+        <w:t xml:space="preserve">);</w:t>
+      </w:r>
+      <w:r>
+        <w:br/>
+      </w:r>
+      <w:r>
+        <w:rPr>
+          <w:rStyle w:val="KeywordTok"/>
+        </w:rPr>
+        <w:t xml:space="preserve">create</w:t>
+      </w:r>
+      <w:r>
+        <w:rPr>
+          <w:rStyle w:val="NormalTok"/>
+        </w:rPr>
+        <w:t xml:space="preserve"> </w:t>
+      </w:r>
+      <w:r>
+        <w:rPr>
+          <w:rStyle w:val="KeywordTok"/>
+        </w:rPr>
+        <w:t xml:space="preserve">index</w:t>
+      </w:r>
+      <w:r>
+        <w:rPr>
+          <w:rStyle w:val="NormalTok"/>
+        </w:rPr>
+        <w:t xml:space="preserve"> </w:t>
+      </w:r>
+      <w:r>
+        <w:rPr>
+          <w:rStyle w:val="KeywordTok"/>
+        </w:rPr>
+        <w:t xml:space="preserve">on</w:t>
+      </w:r>
+      <w:r>
+        <w:rPr>
+          <w:rStyle w:val="NormalTok"/>
+        </w:rPr>
+        <w:t xml:space="preserve"> sankofa_tournament_score (week_id, score </w:t>
+      </w:r>
+      <w:r>
+        <w:rPr>
+          <w:rStyle w:val="KeywordTok"/>
+        </w:rPr>
+        <w:t xml:space="preserve">desc</w:t>
+      </w:r>
+      <w:r>
+        <w:rPr>
+          <w:rStyle w:val="NormalTok"/>
+        </w:rPr>
+        <w:t xml:space="preserve">);</w:t>
+      </w:r>
+      <w:r>
+        <w:br/>
+      </w:r>
+      <w:r>
+        <w:rPr>
+          <w:rStyle w:val="KeywordTok"/>
+        </w:rPr>
+        <w:t xml:space="preserve">create</w:t>
+      </w:r>
+      <w:r>
+        <w:rPr>
+          <w:rStyle w:val="NormalTok"/>
+        </w:rPr>
+        <w:t xml:space="preserve"> </w:t>
+      </w:r>
+      <w:r>
+        <w:rPr>
+          <w:rStyle w:val="KeywordTok"/>
+        </w:rPr>
+        <w:t xml:space="preserve">index</w:t>
+      </w:r>
+      <w:r>
+        <w:rPr>
+          <w:rStyle w:val="NormalTok"/>
+        </w:rPr>
+        <w:t xml:space="preserve"> </w:t>
+      </w:r>
+      <w:r>
+        <w:rPr>
+          <w:rStyle w:val="KeywordTok"/>
+        </w:rPr>
+        <w:t xml:space="preserve">on</w:t>
+      </w:r>
+      <w:r>
+        <w:rPr>
+          <w:rStyle w:val="NormalTok"/>
+        </w:rPr>
+        <w:t xml:space="preserve"> sankofa_tournament_score (week_id, tag, score </w:t>
+      </w:r>
+      <w:r>
+        <w:rPr>
+          <w:rStyle w:val="KeywordTok"/>
+        </w:rPr>
+        <w:t xml:space="preserve">desc</w:t>
+      </w:r>
+      <w:r>
+        <w:rPr>
+          <w:rStyle w:val="NormalTok"/>
+        </w:rPr>
+        <w:t xml:space="preserve">);</w:t>
+      </w:r>
+      <w:r>
+        <w:br/>
+      </w:r>
+      <w:r>
+        <w:br/>
+      </w:r>
+      <w:r>
+        <w:rPr>
+          <w:rStyle w:val="KeywordTok"/>
+        </w:rPr>
+        <w:t xml:space="preserve">alter</w:t>
+      </w:r>
+      <w:r>
+        <w:rPr>
+          <w:rStyle w:val="NormalTok"/>
+        </w:rPr>
+        <w:t xml:space="preserve"> </w:t>
+      </w:r>
+      <w:r>
+        <w:rPr>
+          <w:rStyle w:val="KeywordTok"/>
+        </w:rPr>
+        <w:t xml:space="preserve">table</w:t>
+      </w:r>
+      <w:r>
+        <w:rPr>
+          <w:rStyle w:val="NormalTok"/>
+        </w:rPr>
+        <w:t xml:space="preserve"> sankofa_tournament_score </w:t>
+      </w:r>
+      <w:r>
+        <w:rPr>
+          <w:rStyle w:val="KeywordTok"/>
+        </w:rPr>
+        <w:t xml:space="preserve">enable</w:t>
+      </w:r>
+      <w:r>
+        <w:rPr>
+          <w:rStyle w:val="NormalTok"/>
+        </w:rPr>
+        <w:t xml:space="preserve"> </w:t>
+      </w:r>
+      <w:r>
+        <w:rPr>
+          <w:rStyle w:val="KeywordTok"/>
+        </w:rPr>
+        <w:t xml:space="preserve">row</w:t>
+      </w:r>
+      <w:r>
+        <w:rPr>
+          <w:rStyle w:val="NormalTok"/>
+        </w:rPr>
+        <w:t xml:space="preserve"> </w:t>
+      </w:r>
+      <w:r>
+        <w:rPr>
+          <w:rStyle w:val="KeywordTok"/>
+        </w:rPr>
+        <w:t xml:space="preserve">level</w:t>
+      </w:r>
+      <w:r>
+        <w:rPr>
+          <w:rStyle w:val="NormalTok"/>
+        </w:rPr>
+        <w:t xml:space="preserve"> security;</w:t>
+      </w:r>
+      <w:r>
+        <w:br/>
+      </w:r>
+      <w:r>
+        <w:rPr>
+          <w:rStyle w:val="KeywordTok"/>
+        </w:rPr>
+        <w:t xml:space="preserve">create</w:t>
+      </w:r>
+      <w:r>
+        <w:rPr>
+          <w:rStyle w:val="NormalTok"/>
+        </w:rPr>
+        <w:t xml:space="preserve"> policy </w:t>
+      </w:r>
+      <w:r>
+        <w:rPr>
+          <w:rStyle w:val="OtherTok"/>
+        </w:rPr>
+        <w:t xml:space="preserve">"score_read_public"</w:t>
+      </w:r>
+      <w:r>
+        <w:rPr>
+          <w:rStyle w:val="NormalTok"/>
+        </w:rPr>
+        <w:t xml:space="preserve"> </w:t>
+      </w:r>
+      <w:r>
+        <w:rPr>
+          <w:rStyle w:val="KeywordTok"/>
+        </w:rPr>
+        <w:t xml:space="preserve">on</w:t>
+      </w:r>
+      <w:r>
+        <w:rPr>
+          <w:rStyle w:val="NormalTok"/>
+        </w:rPr>
+        <w:t xml:space="preserve"> sankofa_tournament_score</w:t>
+      </w:r>
+      <w:r>
+        <w:br/>
+      </w:r>
+      <w:r>
+        <w:rPr>
+          <w:rStyle w:val="NormalTok"/>
+        </w:rPr>
+        <w:t xml:space="preserve">  </w:t>
+      </w:r>
+      <w:r>
+        <w:rPr>
+          <w:rStyle w:val="ControlFlowTok"/>
+        </w:rPr>
+        <w:t xml:space="preserve">for</w:t>
+      </w:r>
+      <w:r>
+        <w:rPr>
+          <w:rStyle w:val="NormalTok"/>
+        </w:rPr>
+        <w:t xml:space="preserve"> </w:t>
+      </w:r>
+      <w:r>
+        <w:rPr>
+          <w:rStyle w:val="KeywordTok"/>
+        </w:rPr>
+        <w:t xml:space="preserve">select</w:t>
+      </w:r>
+      <w:r>
+        <w:rPr>
+          <w:rStyle w:val="NormalTok"/>
+        </w:rPr>
+        <w:t xml:space="preserve"> </w:t>
+      </w:r>
+      <w:r>
+        <w:rPr>
+          <w:rStyle w:val="KeywordTok"/>
+        </w:rPr>
+        <w:t xml:space="preserve">using</w:t>
+      </w:r>
+      <w:r>
+        <w:rPr>
+          <w:rStyle w:val="NormalTok"/>
+        </w:rPr>
+        <w:t xml:space="preserve"> (</w:t>
+      </w:r>
+      <w:r>
+        <w:rPr>
+          <w:rStyle w:val="KeywordTok"/>
+        </w:rPr>
+        <w:t xml:space="preserve">true</w:t>
+      </w:r>
+      <w:r>
+        <w:rPr>
+          <w:rStyle w:val="NormalTok"/>
+        </w:rPr>
+        <w:t xml:space="preserve">);</w:t>
+      </w:r>
+      <w:r>
+        <w:br/>
+      </w:r>
+      <w:r>
+        <w:rPr>
+          <w:rStyle w:val="CommentTok"/>
+        </w:rPr>
+        <w:t xml:space="preserve">-- INSERT direto bloqueado: Edge Function usa service_role.</w:t>
+      </w:r>
+    </w:p>
+    <w:bookmarkEnd w:id="28"/>
+    <w:bookmarkStart w:id="29" w:name="rpc-e-view"/>
+    <w:p>
+      <w:pPr>
+        <w:pStyle w:val="Heading2"/>
+      </w:pPr>
+      <w:r>
+        <w:t xml:space="preserve">RPC e view</w:t>
+      </w:r>
+    </w:p>
+    <w:p>
+      <w:pPr>
+        <w:numPr>
+          <w:ilvl w:val="0"/>
+          <w:numId w:val="1002"/>
+        </w:numPr>
+        <w:pStyle w:val="Compact"/>
+      </w:pPr>
+      <w:r>
+        <w:rPr>
+          <w:rStyle w:val="VerbatimChar"/>
+        </w:rPr>
+        <w:t xml:space="preserve">current_tournament_week()</w:t>
+      </w:r>
+      <w:r>
+        <w:t xml:space="preserve"> </w:t>
+      </w:r>
+      <w:r>
+        <w:t xml:space="preserve">→</w:t>
+      </w:r>
+      <w:r>
+        <w:t xml:space="preserve"> </w:t>
+      </w:r>
+      <w:r>
+        <w:rPr>
+          <w:rStyle w:val="VerbatimChar"/>
+        </w:rPr>
+        <w:t xml:space="preserve">{week_iso, enigma_ids, starts_at, ends_at}</w:t>
+      </w:r>
+      <w:r>
+        <w:t xml:space="preserve"> </w:t>
+      </w:r>
+      <w:r>
+        <w:t xml:space="preserve">para o cliente descobrir a semana ativa.</w:t>
+      </w:r>
+    </w:p>
+    <w:p>
+      <w:pPr>
+        <w:numPr>
+          <w:ilvl w:val="0"/>
+          <w:numId w:val="1002"/>
+        </w:numPr>
+        <w:pStyle w:val="Compact"/>
+      </w:pPr>
+      <w:r>
+        <w:rPr>
+          <w:rStyle w:val="VerbatimChar"/>
+        </w:rPr>
+        <w:t xml:space="preserve">rotate_weekly_tournament()</w:t>
+      </w:r>
+      <w:r>
+        <w:t xml:space="preserve"> </w:t>
+      </w:r>
+      <w:r>
+        <w:t xml:space="preserve">(cron domingo 00:00 UTC) sorteia 5 enigmas distribuídos por mundo.</w:t>
+      </w:r>
+    </w:p>
+    <w:p>
+      <w:pPr>
+        <w:numPr>
+          <w:ilvl w:val="0"/>
+          <w:numId w:val="1002"/>
+        </w:numPr>
+        <w:pStyle w:val="Compact"/>
+      </w:pPr>
+      <w:r>
+        <w:t xml:space="preserve">View</w:t>
+      </w:r>
+      <w:r>
+        <w:t xml:space="preserve"> </w:t>
+      </w:r>
+      <w:r>
+        <w:rPr>
+          <w:rStyle w:val="VerbatimChar"/>
+        </w:rPr>
+        <w:t xml:space="preserve">sankofa_tournament_ranking</w:t>
+      </w:r>
+      <w:r>
+        <w:t xml:space="preserve"> </w:t>
+      </w:r>
+      <w:r>
+        <w:t xml:space="preserve">agrega melhor score por jogador/semana.</w:t>
+      </w:r>
+    </w:p>
+    <w:p>
+      <w:pPr>
+        <w:numPr>
+          <w:ilvl w:val="0"/>
+          <w:numId w:val="1002"/>
+        </w:numPr>
+        <w:pStyle w:val="Compact"/>
+      </w:pPr>
+      <w:r>
+        <w:t xml:space="preserve">View</w:t>
+      </w:r>
+      <w:r>
+        <w:t xml:space="preserve"> </w:t>
+      </w:r>
+      <w:r>
+        <w:rPr>
+          <w:rStyle w:val="VerbatimChar"/>
+        </w:rPr>
+        <w:t xml:space="preserve">sankofa_tournament_best</w:t>
+      </w:r>
+      <w:r>
+        <w:t xml:space="preserve"> </w:t>
+      </w:r>
+      <w:r>
+        <w:t xml:space="preserve">agrega melhor por enigma.</w:t>
+      </w:r>
+    </w:p>
+    <w:p>
+      <w:pPr>
+        <w:pStyle w:val="FirstParagraph"/>
+      </w:pPr>
+      <w:r>
+        <w:t xml:space="preserve">Seed do gabarito:</w:t>
+      </w:r>
+      <w:r>
+        <w:t xml:space="preserve"> </w:t>
+      </w:r>
+      <w:r>
+        <w:rPr>
+          <w:rStyle w:val="VerbatimChar"/>
+        </w:rPr>
+        <w:t xml:space="preserve">supabase/seed_enigma_answers.sql</w:t>
+      </w:r>
+      <w:r>
+        <w:t xml:space="preserve"> </w:t>
+      </w:r>
+      <w:r>
+        <w:t xml:space="preserve">com 71 enigmas. Auto-gerado por</w:t>
+      </w:r>
+      <w:r>
+        <w:t xml:space="preserve"> </w:t>
+      </w:r>
+      <w:r>
+        <w:rPr>
+          <w:rStyle w:val="VerbatimChar"/>
+        </w:rPr>
+        <w:t xml:space="preserve">scripts/build-tournament-answers.cjs</w:t>
+      </w:r>
+      <w:r>
+        <w:t xml:space="preserve">.</w:t>
+      </w:r>
+    </w:p>
+    <w:bookmarkEnd w:id="29"/>
+    <w:bookmarkStart w:id="30" w:name="edge-function-submit_tournament_answer"/>
+    <w:p>
+      <w:pPr>
+        <w:pStyle w:val="Heading2"/>
+      </w:pPr>
+      <w:r>
+        <w:t xml:space="preserve">Edge Function</w:t>
+      </w:r>
+      <w:r>
+        <w:t xml:space="preserve"> </w:t>
+      </w:r>
+      <w:r>
+        <w:rPr>
+          <w:rStyle w:val="VerbatimChar"/>
+        </w:rPr>
+        <w:t xml:space="preserve">submit_tournament_answer</w:t>
+      </w:r>
+    </w:p>
+    <w:p>
+      <w:pPr>
+        <w:pStyle w:val="FirstParagraph"/>
+      </w:pPr>
+      <w:r>
+        <w:t xml:space="preserve">Caminho:</w:t>
+      </w:r>
+      <w:r>
+        <w:t xml:space="preserve"> </w:t>
+      </w:r>
+      <w:r>
+        <w:rPr>
+          <w:rStyle w:val="VerbatimChar"/>
+        </w:rPr>
+        <w:t xml:space="preserve">supabase/functions/submit_tournament_answer/</w:t>
+      </w:r>
+      <w:r>
+        <w:t xml:space="preserve">. Deploy via</w:t>
+      </w:r>
+      <w:r>
+        <w:t xml:space="preserve"> </w:t>
+      </w:r>
+      <w:r>
+        <w:rPr>
+          <w:rStyle w:val="VerbatimChar"/>
+        </w:rPr>
+        <w:t xml:space="preserve">supabase functions deploy submit_tournament_answer</w:t>
+      </w:r>
+      <w:r>
+        <w:t xml:space="preserve">.</w:t>
+      </w:r>
+    </w:p>
+    <w:p>
+      <w:pPr>
+        <w:pStyle w:val="BodyText"/>
+      </w:pPr>
+      <w:r>
+        <w:t xml:space="preserve">Anti-cheat:</w:t>
+      </w:r>
+    </w:p>
+    <w:p>
+      <w:pPr>
+        <w:numPr>
+          <w:ilvl w:val="0"/>
+          <w:numId w:val="1003"/>
+        </w:numPr>
+        <w:pStyle w:val="Compact"/>
+      </w:pPr>
+      <w:r>
+        <w:t xml:space="preserve">Janela temporal:</w:t>
+      </w:r>
+      <w:r>
+        <w:t xml:space="preserve"> </w:t>
+      </w:r>
+      <w:r>
+        <w:rPr>
+          <w:rStyle w:val="VerbatimChar"/>
+        </w:rPr>
+        <w:t xml:space="preserve">now() between week.starts_at and week.ends_at</w:t>
+      </w:r>
+      <w:r>
+        <w:t xml:space="preserve">.</w:t>
+      </w:r>
+    </w:p>
+    <w:p>
+      <w:pPr>
+        <w:numPr>
+          <w:ilvl w:val="0"/>
+          <w:numId w:val="1003"/>
+        </w:numPr>
+        <w:pStyle w:val="Compact"/>
+      </w:pPr>
+      <w:r>
+        <w:rPr>
+          <w:rStyle w:val="VerbatimChar"/>
+        </w:rPr>
+        <w:t xml:space="preserve">enigma_id ∈ week.enigma_ids</w:t>
+      </w:r>
+      <w:r>
+        <w:t xml:space="preserve">.</w:t>
+      </w:r>
+    </w:p>
+    <w:p>
+      <w:pPr>
+        <w:numPr>
+          <w:ilvl w:val="0"/>
+          <w:numId w:val="1003"/>
+        </w:numPr>
+        <w:pStyle w:val="Compact"/>
+      </w:pPr>
+      <w:r>
+        <w:rPr>
+          <w:rStyle w:val="VerbatimChar"/>
+        </w:rPr>
+        <w:t xml:space="preserve">attempt ≤ 3</w:t>
+      </w:r>
+      <w:r>
+        <w:t xml:space="preserve"> </w:t>
+      </w:r>
+      <w:r>
+        <w:t xml:space="preserve">(</w:t>
+      </w:r>
+      <w:r>
+        <w:rPr>
+          <w:rStyle w:val="VerbatimChar"/>
+        </w:rPr>
+        <w:t xml:space="preserve">MAX_ATTEMPTS</w:t>
+      </w:r>
+      <w:r>
+        <w:t xml:space="preserve">).</w:t>
+      </w:r>
+    </w:p>
+    <w:p>
+      <w:pPr>
+        <w:numPr>
+          <w:ilvl w:val="0"/>
+          <w:numId w:val="1003"/>
+        </w:numPr>
+        <w:pStyle w:val="Compact"/>
+      </w:pPr>
+      <w:r>
+        <w:rPr>
+          <w:rStyle w:val="VerbatimChar"/>
+        </w:rPr>
+        <w:t xml:space="preserve">ms_to_answer ≥ 1500</w:t>
+      </w:r>
+      <w:r>
+        <w:t xml:space="preserve"> </w:t>
+      </w:r>
+      <w:r>
+        <w:t xml:space="preserve">(</w:t>
+      </w:r>
+      <w:r>
+        <w:rPr>
+          <w:rStyle w:val="VerbatimChar"/>
+        </w:rPr>
+        <w:t xml:space="preserve">MIN_MS</w:t>
+      </w:r>
+      <w:r>
+        <w:t xml:space="preserve">) — tempo mínimo humano de leitura.</w:t>
+      </w:r>
+    </w:p>
+    <w:p>
+      <w:pPr>
+        <w:numPr>
+          <w:ilvl w:val="0"/>
+          <w:numId w:val="1003"/>
+        </w:numPr>
+        <w:pStyle w:val="Compact"/>
+      </w:pPr>
+      <w:r>
+        <w:t xml:space="preserve">Gabarito consultado server-side (cliente nunca vê</w:t>
+      </w:r>
+      <w:r>
+        <w:t xml:space="preserve"> </w:t>
+      </w:r>
+      <w:r>
+        <w:rPr>
+          <w:rStyle w:val="VerbatimChar"/>
+        </w:rPr>
+        <w:t xml:space="preserve">correct_idx</w:t>
+      </w:r>
+      <w:r>
+        <w:t xml:space="preserve">).</w:t>
+      </w:r>
+    </w:p>
+    <w:p>
+      <w:pPr>
+        <w:pStyle w:val="FirstParagraph"/>
+      </w:pPr>
+      <w:r>
+        <w:t xml:space="preserve">Score: tentativa × dicas × velocidade. Cliente recebe</w:t>
+      </w:r>
+      <w:r>
+        <w:t xml:space="preserve"> </w:t>
+      </w:r>
+      <w:r>
+        <w:rPr>
+          <w:rStyle w:val="VerbatimChar"/>
+        </w:rPr>
+        <w:t xml:space="preserve">{ok, correct, score}</w:t>
+      </w:r>
+      <w:r>
+        <w:t xml:space="preserve">.</w:t>
+      </w:r>
+    </w:p>
+    <w:bookmarkEnd w:id="30"/>
+    <w:bookmarkStart w:id="31" w:name="configuração-do-cliente"/>
+    <w:p>
+      <w:pPr>
+        <w:pStyle w:val="Heading2"/>
+      </w:pPr>
+      <w:r>
+        <w:t xml:space="preserve">Configuração do cliente</w:t>
+      </w:r>
+    </w:p>
+    <w:p>
+      <w:pPr>
+        <w:pStyle w:val="FirstParagraph"/>
+      </w:pPr>
+      <w:r>
+        <w:rPr>
+          <w:rStyle w:val="VerbatimChar"/>
+        </w:rPr>
+        <w:t xml:space="preserve">data/tournament-config.js</w:t>
+      </w:r>
+      <w:r>
+        <w:t xml:space="preserve">:</w:t>
+      </w:r>
+    </w:p>
+    <w:p>
+      <w:pPr>
+        <w:pStyle w:val="SourceCode"/>
+      </w:pPr>
+      <w:r>
+        <w:rPr>
+          <w:rStyle w:val="BuiltInTok"/>
+        </w:rPr>
+        <w:t xml:space="preserve">window</w:t>
+      </w:r>
+      <w:r>
+        <w:rPr>
+          <w:rStyle w:val="OperatorTok"/>
+        </w:rPr>
+        <w:t xml:space="preserve">.</w:t>
+      </w:r>
+      <w:r>
+        <w:rPr>
+          <w:rStyle w:val="AttributeTok"/>
+        </w:rPr>
+        <w:t xml:space="preserve">SANKOFA_TOURNAMENT</w:t>
+      </w:r>
+      <w:r>
+        <w:rPr>
+          <w:rStyle w:val="NormalTok"/>
+        </w:rPr>
+        <w:t xml:space="preserve"> </w:t>
+      </w:r>
+      <w:r>
+        <w:rPr>
+          <w:rStyle w:val="OperatorTok"/>
+        </w:rPr>
+        <w:t xml:space="preserve">=</w:t>
+      </w:r>
+      <w:r>
+        <w:rPr>
+          <w:rStyle w:val="NormalTok"/>
+        </w:rPr>
+        <w:t xml:space="preserve"> {</w:t>
+      </w:r>
+      <w:r>
+        <w:br/>
+      </w:r>
+      <w:r>
+        <w:rPr>
+          <w:rStyle w:val="NormalTok"/>
+        </w:rPr>
+        <w:t xml:space="preserve">  </w:t>
+      </w:r>
+      <w:r>
+        <w:rPr>
+          <w:rStyle w:val="DataTypeTok"/>
+        </w:rPr>
+        <w:t xml:space="preserve">ENIGMAS_PER_WEEK</w:t>
+      </w:r>
+      <w:r>
+        <w:rPr>
+          <w:rStyle w:val="OperatorTok"/>
+        </w:rPr>
+        <w:t xml:space="preserve">:</w:t>
+      </w:r>
+      <w:r>
+        <w:rPr>
+          <w:rStyle w:val="NormalTok"/>
+        </w:rPr>
+        <w:t xml:space="preserve"> </w:t>
+      </w:r>
+      <w:r>
+        <w:rPr>
+          <w:rStyle w:val="DecValTok"/>
+        </w:rPr>
+        <w:t xml:space="preserve">5</w:t>
+      </w:r>
+      <w:r>
+        <w:rPr>
+          <w:rStyle w:val="OperatorTok"/>
+        </w:rPr>
+        <w:t xml:space="preserve">,</w:t>
+      </w:r>
+      <w:r>
+        <w:br/>
+      </w:r>
+      <w:r>
+        <w:rPr>
+          <w:rStyle w:val="NormalTok"/>
+        </w:rPr>
+        <w:t xml:space="preserve">  </w:t>
+      </w:r>
+      <w:r>
+        <w:rPr>
+          <w:rStyle w:val="DataTypeTok"/>
+        </w:rPr>
+        <w:t xml:space="preserve">MAX_ATTEMPTS</w:t>
+      </w:r>
+      <w:r>
+        <w:rPr>
+          <w:rStyle w:val="OperatorTok"/>
+        </w:rPr>
+        <w:t xml:space="preserve">:</w:t>
+      </w:r>
+      <w:r>
+        <w:rPr>
+          <w:rStyle w:val="NormalTok"/>
+        </w:rPr>
+        <w:t xml:space="preserve"> </w:t>
+      </w:r>
+      <w:r>
+        <w:rPr>
+          <w:rStyle w:val="DecValTok"/>
+        </w:rPr>
+        <w:t xml:space="preserve">3</w:t>
+      </w:r>
+      <w:r>
+        <w:rPr>
+          <w:rStyle w:val="OperatorTok"/>
+        </w:rPr>
+        <w:t xml:space="preserve">,</w:t>
+      </w:r>
+      <w:r>
+        <w:br/>
+      </w:r>
+      <w:r>
+        <w:rPr>
+          <w:rStyle w:val="NormalTok"/>
+        </w:rPr>
+        <w:t xml:space="preserve">  </w:t>
+      </w:r>
+      <w:r>
+        <w:rPr>
+          <w:rStyle w:val="DataTypeTok"/>
+        </w:rPr>
+        <w:t xml:space="preserve">MIN_MS</w:t>
+      </w:r>
+      <w:r>
+        <w:rPr>
+          <w:rStyle w:val="OperatorTok"/>
+        </w:rPr>
+        <w:t xml:space="preserve">:</w:t>
+      </w:r>
+      <w:r>
+        <w:rPr>
+          <w:rStyle w:val="NormalTok"/>
+        </w:rPr>
+        <w:t xml:space="preserve"> </w:t>
+      </w:r>
+      <w:r>
+        <w:rPr>
+          <w:rStyle w:val="DecValTok"/>
+        </w:rPr>
+        <w:t xml:space="preserve">1500</w:t>
+      </w:r>
+      <w:r>
+        <w:rPr>
+          <w:rStyle w:val="OperatorTok"/>
+        </w:rPr>
+        <w:t xml:space="preserve">,</w:t>
+      </w:r>
+      <w:r>
+        <w:br/>
+      </w:r>
+      <w:r>
+        <w:rPr>
+          <w:rStyle w:val="NormalTok"/>
+        </w:rPr>
+        <w:t xml:space="preserve">  </w:t>
+      </w:r>
+      <w:r>
+        <w:rPr>
+          <w:rStyle w:val="DataTypeTok"/>
+        </w:rPr>
+        <w:t xml:space="preserve">REWARDS</w:t>
+      </w:r>
+      <w:r>
+        <w:rPr>
+          <w:rStyle w:val="OperatorTok"/>
+        </w:rPr>
+        <w:t xml:space="preserve">:</w:t>
+      </w:r>
+      <w:r>
+        <w:rPr>
+          <w:rStyle w:val="NormalTok"/>
+        </w:rPr>
+        <w:t xml:space="preserve"> { </w:t>
+      </w:r>
+      <w:r>
+        <w:rPr>
+          <w:rStyle w:val="DataTypeTok"/>
+        </w:rPr>
+        <w:t xml:space="preserve">weekChampion</w:t>
+      </w:r>
+      <w:r>
+        <w:rPr>
+          <w:rStyle w:val="OperatorTok"/>
+        </w:rPr>
+        <w:t xml:space="preserve">:</w:t>
+      </w:r>
+      <w:r>
+        <w:rPr>
+          <w:rStyle w:val="NormalTok"/>
+        </w:rPr>
+        <w:t xml:space="preserve"> </w:t>
+      </w:r>
+      <w:r>
+        <w:rPr>
+          <w:rStyle w:val="DecValTok"/>
+        </w:rPr>
+        <w:t xml:space="preserve">100</w:t>
+      </w:r>
+      <w:r>
+        <w:rPr>
+          <w:rStyle w:val="NormalTok"/>
+        </w:rPr>
+        <w:t xml:space="preserve"> }   </w:t>
+      </w:r>
+      <w:r>
+        <w:rPr>
+          <w:rStyle w:val="CommentTok"/>
+        </w:rPr>
+        <w:t xml:space="preserve">// distribuição manual no momento</w:t>
+      </w:r>
+      <w:r>
+        <w:br/>
+      </w:r>
+      <w:r>
+        <w:rPr>
+          <w:rStyle w:val="NormalTok"/>
+        </w:rPr>
+        <w:t xml:space="preserve">}</w:t>
+      </w:r>
+      <w:r>
+        <w:rPr>
+          <w:rStyle w:val="OperatorTok"/>
+        </w:rPr>
+        <w:t xml:space="preserve">;</w:t>
+      </w:r>
+    </w:p>
+    <w:p>
+      <w:pPr>
+        <w:pStyle w:val="FirstParagraph"/>
+      </w:pPr>
+      <w:r>
+        <w:rPr>
+          <w:rStyle w:val="VerbatimChar"/>
+        </w:rPr>
+        <w:t xml:space="preserve">src/tournament.js</w:t>
+      </w:r>
+      <w:r>
+        <w:t xml:space="preserve"> </w:t>
+      </w:r>
+      <w:r>
+        <w:t xml:space="preserve">expõe:</w:t>
+      </w:r>
+    </w:p>
+    <w:p>
+      <w:pPr>
+        <w:numPr>
+          <w:ilvl w:val="0"/>
+          <w:numId w:val="1004"/>
+        </w:numPr>
+        <w:pStyle w:val="Compact"/>
+      </w:pPr>
+      <w:r>
+        <w:rPr>
+          <w:rStyle w:val="VerbatimChar"/>
+        </w:rPr>
+        <w:t xml:space="preserve">loadWeek()</w:t>
+      </w:r>
+      <w:r>
+        <w:t xml:space="preserve"> </w:t>
+      </w:r>
+      <w:r>
+        <w:t xml:space="preserve">— cacheia semana atual via RPC.</w:t>
+      </w:r>
+    </w:p>
+    <w:p>
+      <w:pPr>
+        <w:numPr>
+          <w:ilvl w:val="0"/>
+          <w:numId w:val="1004"/>
+        </w:numPr>
+        <w:pStyle w:val="Compact"/>
+      </w:pPr>
+      <w:r>
+        <w:rPr>
+          <w:rStyle w:val="VerbatimChar"/>
+        </w:rPr>
+        <w:t xml:space="preserve">isInCurrentWeek(eid)</w:t>
+      </w:r>
+      <w:r>
+        <w:t xml:space="preserve"> </w:t>
+      </w:r>
+      <w:r>
+        <w:t xml:space="preserve">— checa se enigma jogado conta para o torneio.</w:t>
+      </w:r>
+    </w:p>
+    <w:p>
+      <w:pPr>
+        <w:numPr>
+          <w:ilvl w:val="0"/>
+          <w:numId w:val="1004"/>
+        </w:numPr>
+        <w:pStyle w:val="Compact"/>
+      </w:pPr>
+      <w:r>
+        <w:rPr>
+          <w:rStyle w:val="VerbatimChar"/>
+        </w:rPr>
+        <w:t xml:space="preserve">submit({eid, picked, hintsUsed, msToAnswer, attempt})</w:t>
+      </w:r>
+      <w:r>
+        <w:t xml:space="preserve"> </w:t>
+      </w:r>
+      <w:r>
+        <w:t xml:space="preserve">— POST para Edge Function.</w:t>
+      </w:r>
+    </w:p>
+    <w:p>
+      <w:pPr>
+        <w:numPr>
+          <w:ilvl w:val="0"/>
+          <w:numId w:val="1004"/>
+        </w:numPr>
+        <w:pStyle w:val="Compact"/>
+      </w:pPr>
+      <w:r>
+        <w:rPr>
+          <w:rStyle w:val="VerbatimChar"/>
+        </w:rPr>
+        <w:t xml:space="preserve">attemptsUsed(eid)</w:t>
+      </w:r>
+      <w:r>
+        <w:t xml:space="preserve">,</w:t>
+      </w:r>
+      <w:r>
+        <w:t xml:space="preserve"> </w:t>
+      </w:r>
+      <w:r>
+        <w:rPr>
+          <w:rStyle w:val="VerbatimChar"/>
+        </w:rPr>
+        <w:t xml:space="preserve">localBest(eid)</w:t>
+      </w:r>
+      <w:r>
+        <w:t xml:space="preserve">,</w:t>
+      </w:r>
+      <w:r>
+        <w:t xml:space="preserve"> </w:t>
+      </w:r>
+      <w:r>
+        <w:rPr>
+          <w:rStyle w:val="VerbatimChar"/>
+        </w:rPr>
+        <w:t xml:space="preserve">recordAttempt(...)</w:t>
+      </w:r>
+      <w:r>
+        <w:t xml:space="preserve">,</w:t>
+      </w:r>
+      <w:r>
+        <w:t xml:space="preserve"> </w:t>
+      </w:r>
+      <w:r>
+        <w:rPr>
+          <w:rStyle w:val="VerbatimChar"/>
+        </w:rPr>
+        <w:t xml:space="preserve">totalLocalScore()</w:t>
+      </w:r>
+      <w:r>
+        <w:t xml:space="preserve"> </w:t>
+      </w:r>
+      <w:r>
+        <w:t xml:space="preserve">— em localStorage</w:t>
+      </w:r>
+      <w:r>
+        <w:t xml:space="preserve"> </w:t>
+      </w:r>
+      <w:r>
+        <w:rPr>
+          <w:rStyle w:val="VerbatimChar"/>
+        </w:rPr>
+        <w:t xml:space="preserve">sankofa_tournament_local_v1</w:t>
+      </w:r>
+      <w:r>
+        <w:t xml:space="preserve">.</w:t>
+      </w:r>
+    </w:p>
+    <w:p>
+      <w:pPr>
+        <w:numPr>
+          <w:ilvl w:val="0"/>
+          <w:numId w:val="1004"/>
+        </w:numPr>
+        <w:pStyle w:val="Compact"/>
+      </w:pPr>
+      <w:r>
+        <w:rPr>
+          <w:rStyle w:val="VerbatimChar"/>
+        </w:rPr>
+        <w:t xml:space="preserve">fetchRanking(weekId, {tag, limit})</w:t>
+      </w:r>
+      <w:r>
+        <w:t xml:space="preserve"> </w:t>
+      </w:r>
+      <w:r>
+        <w:t xml:space="preserve">— lê view ranking.</w:t>
+      </w:r>
+    </w:p>
+    <w:p>
+      <w:pPr>
+        <w:pStyle w:val="FirstParagraph"/>
+      </w:pPr>
+      <w:r>
+        <w:t xml:space="preserve">Integração:</w:t>
+      </w:r>
+      <w:r>
+        <w:t xml:space="preserve"> </w:t>
+      </w:r>
+      <w:r>
+        <w:rPr>
+          <w:rStyle w:val="VerbatimChar"/>
+        </w:rPr>
+        <w:t xml:space="preserve">submitToTournamentIfApplicable()</w:t>
+      </w:r>
+      <w:r>
+        <w:t xml:space="preserve"> </w:t>
+      </w:r>
+      <w:r>
+        <w:t xml:space="preserve">em</w:t>
+      </w:r>
+      <w:r>
+        <w:t xml:space="preserve"> </w:t>
+      </w:r>
+      <w:r>
+        <w:rPr>
+          <w:rStyle w:val="VerbatimChar"/>
+        </w:rPr>
+        <w:t xml:space="preserve">app.js</w:t>
+      </w:r>
+      <w:r>
+        <w:t xml:space="preserve"> </w:t>
+      </w:r>
+      <w:r>
+        <w:t xml:space="preserve">dispara fire-and-forget após cada</w:t>
+      </w:r>
+      <w:r>
+        <w:t xml:space="preserve"> </w:t>
+      </w:r>
+      <w:r>
+        <w:rPr>
+          <w:rStyle w:val="VerbatimChar"/>
+        </w:rPr>
+        <w:t xml:space="preserve">handlePick</w:t>
+      </w:r>
+      <w:r>
+        <w:t xml:space="preserve"> </w:t>
+      </w:r>
+      <w:r>
+        <w:t xml:space="preserve">em enigma da semana corrente.</w:t>
+      </w:r>
+    </w:p>
+    <w:bookmarkEnd w:id="31"/>
+    <w:bookmarkStart w:id="32" w:name="ui"/>
+    <w:p>
+      <w:pPr>
+        <w:pStyle w:val="Heading2"/>
+      </w:pPr>
+      <w:r>
+        <w:t xml:space="preserve">UI</w:t>
+      </w:r>
+    </w:p>
+    <w:p>
+      <w:pPr>
+        <w:numPr>
+          <w:ilvl w:val="0"/>
+          <w:numId w:val="1005"/>
+        </w:numPr>
+        <w:pStyle w:val="Compact"/>
+      </w:pPr>
+      <w:r>
+        <w:t xml:space="preserve">Banner do Torneio na home (</w:t>
+      </w:r>
+      <w:r>
+        <w:rPr>
+          <w:rStyle w:val="VerbatimChar"/>
+        </w:rPr>
+        <w:t xml:space="preserve">rMap</w:t>
+      </w:r>
+      <w:r>
+        <w:t xml:space="preserve">) mostra progresso e dias restantes.</w:t>
+      </w:r>
+    </w:p>
+    <w:p>
+      <w:pPr>
+        <w:numPr>
+          <w:ilvl w:val="0"/>
+          <w:numId w:val="1005"/>
+        </w:numPr>
+        <w:pStyle w:val="Compact"/>
+      </w:pPr>
+      <w:r>
+        <w:t xml:space="preserve">Tela</w:t>
+      </w:r>
+      <w:r>
+        <w:t xml:space="preserve"> </w:t>
+      </w:r>
+      <w:r>
+        <w:rPr>
+          <w:rStyle w:val="VerbatimChar"/>
+        </w:rPr>
+        <w:t xml:space="preserve">tournament</w:t>
+      </w:r>
+      <w:r>
+        <w:t xml:space="preserve"> </w:t>
+      </w:r>
+      <w:r>
+        <w:t xml:space="preserve">lista os 5 enigmas com status (novo / wip / feito / esgotado).</w:t>
+      </w:r>
+    </w:p>
+    <w:p>
+      <w:pPr>
+        <w:numPr>
+          <w:ilvl w:val="0"/>
+          <w:numId w:val="1005"/>
+        </w:numPr>
+        <w:pStyle w:val="Compact"/>
+      </w:pPr>
+      <w:r>
+        <w:t xml:space="preserve">Botão</w:t>
+      </w:r>
+      <w:r>
+        <w:t xml:space="preserve"> </w:t>
+      </w:r>
+      <w:r>
+        <w:t xml:space="preserve">“</w:t>
+      </w:r>
+      <w:r>
+        <w:t xml:space="preserve">🥇 Torneio</w:t>
+      </w:r>
+      <w:r>
+        <w:t xml:space="preserve">”</w:t>
+      </w:r>
+      <w:r>
+        <w:t xml:space="preserve"> </w:t>
+      </w:r>
+      <w:r>
+        <w:t xml:space="preserve">no menu inferior.</w:t>
+      </w:r>
+    </w:p>
+    <w:p>
+      <w:pPr>
+        <w:numPr>
+          <w:ilvl w:val="0"/>
+          <w:numId w:val="1005"/>
+        </w:numPr>
+        <w:pStyle w:val="Compact"/>
+      </w:pPr>
+      <w:r>
+        <w:t xml:space="preserve">Toast pós-acerto:</w:t>
+      </w:r>
+      <w:r>
+        <w:t xml:space="preserve"> </w:t>
+      </w:r>
+      <w:r>
+        <w:t xml:space="preserve">“</w:t>
+      </w:r>
+      <w:r>
+        <w:t xml:space="preserve">🏆 Torneio: +X pontos</w:t>
+      </w:r>
+      <w:r>
+        <w:t xml:space="preserve">”</w:t>
+      </w:r>
+      <w:r>
+        <w:t xml:space="preserve">.</w:t>
+      </w:r>
+    </w:p>
+    <w:bookmarkEnd w:id="32"/>
+    <w:bookmarkStart w:id="33" w:name="reset-1"/>
+    <w:p>
+      <w:pPr>
+        <w:pStyle w:val="Heading2"/>
+      </w:pPr>
+      <w:r>
+        <w:t xml:space="preserve">Reset</w:t>
+      </w:r>
+    </w:p>
+    <w:p>
+      <w:pPr>
+        <w:pStyle w:val="FirstParagraph"/>
+      </w:pPr>
+      <w:r>
+        <w:t xml:space="preserve">Domingo 00:00 UTC. Cron</w:t>
+      </w:r>
+      <w:r>
+        <w:t xml:space="preserve"> </w:t>
+      </w:r>
+      <w:r>
+        <w:rPr>
+          <w:rStyle w:val="VerbatimChar"/>
+        </w:rPr>
+        <w:t xml:space="preserve">rotate_weekly_tournament</w:t>
+      </w:r>
+      <w:r>
+        <w:t xml:space="preserve"> </w:t>
+      </w:r>
+      <w:r>
+        <w:t xml:space="preserve">cria nova semana com 5 enigmas sorteados.</w:t>
+      </w:r>
+    </w:p>
+    <w:bookmarkEnd w:id="33"/>
+    <w:bookmarkStart w:id="34" w:name="privacy-1"/>
+    <w:p>
+      <w:pPr>
+        <w:pStyle w:val="Heading2"/>
+      </w:pPr>
+      <w:r>
+        <w:t xml:space="preserve">Privacy</w:t>
+      </w:r>
+    </w:p>
+    <w:p>
+      <w:pPr>
+        <w:pStyle w:val="FirstParagraph"/>
+      </w:pPr>
+      <w:r>
+        <w:t xml:space="preserve">Mesmo nível da Liga.</w:t>
+      </w:r>
+      <w:r>
+        <w:t xml:space="preserve"> </w:t>
+      </w:r>
+      <w:r>
+        <w:rPr>
+          <w:rStyle w:val="VerbatimChar"/>
+        </w:rPr>
+        <w:t xml:space="preserve">profile_uid</w:t>
+      </w:r>
+      <w:r>
+        <w:t xml:space="preserve"> </w:t>
+      </w:r>
+      <w:r>
+        <w:t xml:space="preserve">é UUID local, sem PII.</w:t>
+      </w:r>
+    </w:p>
+    <w:bookmarkEnd w:id="34"/>
+    <w:bookmarkEnd w:id="35"/>
     <w:sectPr/>
   </w:body>
 </w:document>
@@ -1575,6 +4697,18 @@
     <w:abstractNumId w:val="990"/>
   </w:num>
   <w:num w:numId="1001">
+    <w:abstractNumId w:val="991"/>
+  </w:num>
+  <w:num w:numId="1002">
+    <w:abstractNumId w:val="991"/>
+  </w:num>
+  <w:num w:numId="1003">
+    <w:abstractNumId w:val="991"/>
+  </w:num>
+  <w:num w:numId="1004">
+    <w:abstractNumId w:val="991"/>
+  </w:num>
+  <w:num w:numId="1005">
     <w:abstractNumId w:val="991"/>
   </w:num>
 </w:numbering>
